--- a/doc/詞/宋朝/蘇東坡/蘇軾-定風波·莫聽穿林打葉聲.docx
+++ b/doc/詞/宋朝/蘇東坡/蘇軾-定風波·莫聽穿林打葉聲.docx
@@ -78,6 +78,7 @@
         </w:rPr>
         <w:t>三月七日，沙湖道中遇雨。雨具先去，同行皆狼狽，</w:t>
       </w:r>
+      <w:proofErr w:type="gramStart"/>
       <w:r>
         <w:rPr>
           <w:rFonts w:ascii="標楷體" w:eastAsia="標楷體" w:hAnsi="標楷體" w:hint="eastAsia"/>
@@ -87,6 +88,7 @@
         </w:rPr>
         <w:t>余</w:t>
       </w:r>
+      <w:proofErr w:type="gramEnd"/>
       <w:r>
         <w:rPr>
           <w:rFonts w:ascii="標楷體" w:eastAsia="標楷體" w:hAnsi="標楷體" w:hint="eastAsia"/>
@@ -94,7 +96,27 @@
           <w:sz w:val="28"/>
           <w:szCs w:val="28"/>
         </w:rPr>
-        <w:t>獨不覺，已而遂晴，故作此</w:t>
+        <w:t>獨不覺，已</w:t>
+      </w:r>
+      <w:proofErr w:type="gramStart"/>
+      <w:r>
+        <w:rPr>
+          <w:rFonts w:ascii="標楷體" w:eastAsia="標楷體" w:hAnsi="標楷體" w:hint="eastAsia"/>
+          <w:spacing w:val="-4"/>
+          <w:sz w:val="28"/>
+          <w:szCs w:val="28"/>
+        </w:rPr>
+        <w:t>而遂晴</w:t>
+      </w:r>
+      <w:proofErr w:type="gramEnd"/>
+      <w:r>
+        <w:rPr>
+          <w:rFonts w:ascii="標楷體" w:eastAsia="標楷體" w:hAnsi="標楷體" w:hint="eastAsia"/>
+          <w:spacing w:val="-4"/>
+          <w:sz w:val="28"/>
+          <w:szCs w:val="28"/>
+        </w:rPr>
+        <w:t>，故作此</w:t>
       </w:r>
       <w:r>
         <w:rPr>
@@ -115,13 +137,41 @@
           <w:szCs w:val="36"/>
         </w:rPr>
       </w:pPr>
+      <w:proofErr w:type="gramStart"/>
       <w:r>
         <w:rPr>
           <w:rFonts w:ascii="標楷體" w:eastAsia="標楷體" w:hAnsi="標楷體" w:hint="eastAsia"/>
           <w:sz w:val="36"/>
           <w:szCs w:val="36"/>
         </w:rPr>
-        <w:t>莫聽穿林打葉聲，何妨吟嘯且徐行。</w:t>
+        <w:t>莫聽穿林打葉聲</w:t>
+      </w:r>
+      <w:proofErr w:type="gramEnd"/>
+      <w:r>
+        <w:rPr>
+          <w:rFonts w:ascii="標楷體" w:eastAsia="標楷體" w:hAnsi="標楷體" w:hint="eastAsia"/>
+          <w:sz w:val="36"/>
+          <w:szCs w:val="36"/>
+        </w:rPr>
+        <w:t>，何妨吟</w:t>
+      </w:r>
+      <w:proofErr w:type="gramStart"/>
+      <w:r>
+        <w:rPr>
+          <w:rFonts w:ascii="標楷體" w:eastAsia="標楷體" w:hAnsi="標楷體" w:hint="eastAsia"/>
+          <w:sz w:val="36"/>
+          <w:szCs w:val="36"/>
+        </w:rPr>
+        <w:t>嘯且徐行</w:t>
+      </w:r>
+      <w:proofErr w:type="gramEnd"/>
+      <w:r>
+        <w:rPr>
+          <w:rFonts w:ascii="標楷體" w:eastAsia="標楷體" w:hAnsi="標楷體" w:hint="eastAsia"/>
+          <w:sz w:val="36"/>
+          <w:szCs w:val="36"/>
+        </w:rPr>
+        <w:t>。</w:t>
       </w:r>
     </w:p>
     <w:p>
@@ -139,7 +189,43 @@
           <w:sz w:val="36"/>
           <w:szCs w:val="36"/>
         </w:rPr>
-        <w:t>竹杖芒鞋輕勝馬，誰怕？一蓑煙雨任平生。</w:t>
+        <w:t>竹杖</w:t>
+      </w:r>
+      <w:proofErr w:type="gramStart"/>
+      <w:r>
+        <w:rPr>
+          <w:rFonts w:ascii="標楷體" w:eastAsia="標楷體" w:hAnsi="標楷體" w:hint="eastAsia"/>
+          <w:sz w:val="36"/>
+          <w:szCs w:val="36"/>
+        </w:rPr>
+        <w:t>芒鞋輕勝</w:t>
+      </w:r>
+      <w:proofErr w:type="gramEnd"/>
+      <w:r>
+        <w:rPr>
+          <w:rFonts w:ascii="標楷體" w:eastAsia="標楷體" w:hAnsi="標楷體" w:hint="eastAsia"/>
+          <w:sz w:val="36"/>
+          <w:szCs w:val="36"/>
+        </w:rPr>
+        <w:t>馬，誰怕？</w:t>
+      </w:r>
+      <w:proofErr w:type="gramStart"/>
+      <w:r>
+        <w:rPr>
+          <w:rFonts w:ascii="標楷體" w:eastAsia="標楷體" w:hAnsi="標楷體" w:hint="eastAsia"/>
+          <w:sz w:val="36"/>
+          <w:szCs w:val="36"/>
+        </w:rPr>
+        <w:t>一蓑</w:t>
+      </w:r>
+      <w:proofErr w:type="gramEnd"/>
+      <w:r>
+        <w:rPr>
+          <w:rFonts w:ascii="標楷體" w:eastAsia="標楷體" w:hAnsi="標楷體" w:hint="eastAsia"/>
+          <w:sz w:val="36"/>
+          <w:szCs w:val="36"/>
+        </w:rPr>
+        <w:t>煙雨任平生。</w:t>
       </w:r>
     </w:p>
     <w:p>
@@ -157,7 +243,43 @@
           <w:sz w:val="36"/>
           <w:szCs w:val="36"/>
         </w:rPr>
-        <w:t>料峭春風吹酒醒，微冷，山頭斜照卻相迎。</w:t>
+        <w:t>料峭</w:t>
+      </w:r>
+      <w:proofErr w:type="gramStart"/>
+      <w:r>
+        <w:rPr>
+          <w:rFonts w:ascii="標楷體" w:eastAsia="標楷體" w:hAnsi="標楷體" w:hint="eastAsia"/>
+          <w:sz w:val="36"/>
+          <w:szCs w:val="36"/>
+        </w:rPr>
+        <w:t>春風吹酒醒</w:t>
+      </w:r>
+      <w:proofErr w:type="gramEnd"/>
+      <w:r>
+        <w:rPr>
+          <w:rFonts w:ascii="標楷體" w:eastAsia="標楷體" w:hAnsi="標楷體" w:hint="eastAsia"/>
+          <w:sz w:val="36"/>
+          <w:szCs w:val="36"/>
+        </w:rPr>
+        <w:t>，</w:t>
+      </w:r>
+      <w:proofErr w:type="gramStart"/>
+      <w:r>
+        <w:rPr>
+          <w:rFonts w:ascii="標楷體" w:eastAsia="標楷體" w:hAnsi="標楷體" w:hint="eastAsia"/>
+          <w:sz w:val="36"/>
+          <w:szCs w:val="36"/>
+        </w:rPr>
+        <w:t>微冷</w:t>
+      </w:r>
+      <w:proofErr w:type="gramEnd"/>
+      <w:r>
+        <w:rPr>
+          <w:rFonts w:ascii="標楷體" w:eastAsia="標楷體" w:hAnsi="標楷體" w:hint="eastAsia"/>
+          <w:sz w:val="36"/>
+          <w:szCs w:val="36"/>
+        </w:rPr>
+        <w:t>，山頭斜照卻相迎。</w:t>
       </w:r>
     </w:p>
     <w:p>
@@ -206,7 +328,8 @@
           <w:numId w:val="7"/>
         </w:numPr>
         <w:spacing w:line="420" w:lineRule="exact"/>
-        <w:ind w:leftChars="0" w:left="482" w:hanging="482"/>
+        <w:ind w:leftChars="0" w:left="284" w:hanging="284"/>
+        <w:jc w:val="both"/>
         <w:rPr>
           <w:rFonts w:ascii="標楷體" w:eastAsia="標楷體" w:hAnsi="標楷體"/>
           <w:sz w:val="28"/>
@@ -230,7 +353,8 @@
           <w:numId w:val="7"/>
         </w:numPr>
         <w:spacing w:line="420" w:lineRule="exact"/>
-        <w:ind w:leftChars="0"/>
+        <w:ind w:leftChars="0" w:left="284" w:hanging="284"/>
+        <w:jc w:val="both"/>
         <w:rPr>
           <w:rFonts w:ascii="標楷體" w:eastAsia="標楷體" w:hAnsi="標楷體"/>
           <w:sz w:val="28"/>
@@ -329,7 +453,8 @@
           <w:numId w:val="7"/>
         </w:numPr>
         <w:spacing w:line="420" w:lineRule="exact"/>
-        <w:ind w:leftChars="0"/>
+        <w:ind w:leftChars="0" w:left="284" w:hanging="284"/>
+        <w:jc w:val="both"/>
         <w:rPr>
           <w:rFonts w:ascii="標楷體" w:eastAsia="標楷體" w:hAnsi="標楷體"/>
           <w:sz w:val="28"/>
@@ -342,25 +467,15 @@
           <w:sz w:val="28"/>
           <w:szCs w:val="28"/>
         </w:rPr>
-        <w:t>狼狽：進退皆難的</w:t>
+        <w:t>狼狽：</w:t>
       </w:r>
       <w:r>
         <w:rPr>
           <w:rFonts w:ascii="標楷體" w:eastAsia="標楷體" w:hAnsi="標楷體" w:cs="標楷體" w:hint="eastAsia"/>
-          <w:b/>
-          <w:bCs/>
-          <w:sz w:val="28"/>
-          <w:szCs w:val="28"/>
-        </w:rPr>
-        <w:t>困頓窘迫</w:t>
-      </w:r>
-      <w:r>
-        <w:rPr>
-          <w:rFonts w:ascii="標楷體" w:eastAsia="標楷體" w:hAnsi="標楷體" w:cs="標楷體" w:hint="eastAsia"/>
-          <w:sz w:val="28"/>
-          <w:szCs w:val="28"/>
-        </w:rPr>
-        <w:t>之狀。</w:t>
+          <w:sz w:val="28"/>
+          <w:szCs w:val="28"/>
+        </w:rPr>
+        <w:t>形容行走困難、進退兩難的樣子。</w:t>
       </w:r>
     </w:p>
     <w:p>
@@ -371,7 +486,8 @@
           <w:numId w:val="7"/>
         </w:numPr>
         <w:spacing w:line="420" w:lineRule="exact"/>
-        <w:ind w:leftChars="0"/>
+        <w:ind w:leftChars="0" w:left="284" w:hanging="284"/>
+        <w:jc w:val="both"/>
         <w:rPr>
           <w:rFonts w:ascii="標楷體" w:eastAsia="標楷體" w:hAnsi="標楷體"/>
           <w:sz w:val="28"/>
@@ -384,7 +500,33 @@
           <w:sz w:val="28"/>
           <w:szCs w:val="28"/>
         </w:rPr>
-        <w:t>已而：過了一會兒。</w:t>
+        <w:t>已</w:t>
+      </w:r>
+      <w:proofErr w:type="gramStart"/>
+      <w:r>
+        <w:rPr>
+          <w:rFonts w:ascii="標楷體" w:eastAsia="標楷體" w:hAnsi="標楷體" w:cs="標楷體" w:hint="eastAsia"/>
+          <w:sz w:val="28"/>
+          <w:szCs w:val="28"/>
+        </w:rPr>
+        <w:t>而</w:t>
+      </w:r>
+      <w:proofErr w:type="gramEnd"/>
+      <w:r>
+        <w:rPr>
+          <w:rFonts w:ascii="標楷體" w:eastAsia="標楷體" w:hAnsi="標楷體" w:cs="標楷體" w:hint="eastAsia"/>
+          <w:sz w:val="28"/>
+          <w:szCs w:val="28"/>
+        </w:rPr>
+        <w:t>：</w:t>
+      </w:r>
+      <w:r>
+        <w:rPr>
+          <w:rFonts w:ascii="標楷體" w:eastAsia="標楷體" w:hAnsi="標楷體" w:cs="標楷體" w:hint="eastAsia"/>
+          <w:sz w:val="28"/>
+          <w:szCs w:val="28"/>
+        </w:rPr>
+        <w:t>不久、過了一會兒。</w:t>
       </w:r>
     </w:p>
     <w:p>
@@ -395,7 +537,8 @@
           <w:numId w:val="7"/>
         </w:numPr>
         <w:spacing w:line="420" w:lineRule="exact"/>
-        <w:ind w:leftChars="0"/>
+        <w:ind w:leftChars="0" w:left="284" w:hanging="284"/>
+        <w:jc w:val="both"/>
         <w:rPr>
           <w:rFonts w:ascii="標楷體" w:eastAsia="標楷體" w:hAnsi="標楷體"/>
           <w:sz w:val="28"/>
@@ -408,7 +551,33 @@
           <w:sz w:val="28"/>
           <w:szCs w:val="28"/>
         </w:rPr>
-        <w:t>穿林打葉聲：指大雨點透過樹林打在樹葉上的聲音。</w:t>
+        <w:t>穿</w:t>
+      </w:r>
+      <w:proofErr w:type="gramStart"/>
+      <w:r>
+        <w:rPr>
+          <w:rFonts w:ascii="標楷體" w:eastAsia="標楷體" w:hAnsi="標楷體" w:cs="標楷體" w:hint="eastAsia"/>
+          <w:sz w:val="28"/>
+          <w:szCs w:val="28"/>
+        </w:rPr>
+        <w:t>林打葉聲</w:t>
+      </w:r>
+      <w:proofErr w:type="gramEnd"/>
+      <w:r>
+        <w:rPr>
+          <w:rFonts w:ascii="標楷體" w:eastAsia="標楷體" w:hAnsi="標楷體" w:cs="標楷體" w:hint="eastAsia"/>
+          <w:sz w:val="28"/>
+          <w:szCs w:val="28"/>
+        </w:rPr>
+        <w:t>：</w:t>
+      </w:r>
+      <w:r>
+        <w:rPr>
+          <w:rFonts w:ascii="標楷體" w:eastAsia="標楷體" w:hAnsi="標楷體" w:cs="標楷體" w:hint="eastAsia"/>
+          <w:sz w:val="28"/>
+          <w:szCs w:val="28"/>
+        </w:rPr>
+        <w:t>風吹雨打穿過樹林、敲打樹葉所發出的聲音。</w:t>
       </w:r>
     </w:p>
     <w:p>
@@ -419,20 +588,39 @@
           <w:numId w:val="7"/>
         </w:numPr>
         <w:spacing w:line="420" w:lineRule="exact"/>
-        <w:ind w:leftChars="0"/>
+        <w:ind w:leftChars="0" w:left="284" w:hanging="284"/>
+        <w:jc w:val="both"/>
         <w:rPr>
           <w:rFonts w:ascii="標楷體" w:eastAsia="標楷體" w:hAnsi="標楷體"/>
           <w:sz w:val="28"/>
           <w:szCs w:val="28"/>
         </w:rPr>
       </w:pPr>
+      <w:proofErr w:type="gramStart"/>
       <w:r>
         <w:rPr>
           <w:rFonts w:ascii="標楷體" w:eastAsia="標楷體" w:hAnsi="標楷體" w:cs="標楷體" w:hint="eastAsia"/>
           <w:sz w:val="28"/>
           <w:szCs w:val="28"/>
         </w:rPr>
-        <w:t>吟嘯：放聲吟詠。</w:t>
+        <w:t>吟嘯</w:t>
+      </w:r>
+      <w:proofErr w:type="gramEnd"/>
+      <w:r>
+        <w:rPr>
+          <w:rFonts w:ascii="標楷體" w:eastAsia="標楷體" w:hAnsi="標楷體" w:cs="標楷體" w:hint="eastAsia"/>
+          <w:sz w:val="28"/>
+          <w:szCs w:val="28"/>
+        </w:rPr>
+        <w:t>：</w:t>
+      </w:r>
+      <w:r>
+        <w:rPr>
+          <w:rFonts w:ascii="標楷體" w:eastAsia="標楷體" w:hAnsi="標楷體" w:cs="標楷體" w:hint="eastAsia"/>
+          <w:sz w:val="28"/>
+          <w:szCs w:val="28"/>
+        </w:rPr>
+        <w:t>放聲吟詠或長嘯。</w:t>
       </w:r>
     </w:p>
     <w:p>
@@ -443,7 +631,8 @@
           <w:numId w:val="7"/>
         </w:numPr>
         <w:spacing w:line="420" w:lineRule="exact"/>
-        <w:ind w:leftChars="0"/>
+        <w:ind w:leftChars="0" w:left="284" w:hanging="284"/>
+        <w:jc w:val="both"/>
         <w:rPr>
           <w:rFonts w:ascii="標楷體" w:eastAsia="標楷體" w:hAnsi="標楷體"/>
           <w:sz w:val="28"/>
@@ -456,25 +645,25 @@
           <w:sz w:val="28"/>
           <w:szCs w:val="28"/>
         </w:rPr>
-        <w:t>竹杖芒鞋輕勝馬：達官貴人出行，自有快馬騎乘。而詞人自己所依靠的，僅僅是一雙草鞋、一根竹杖，如此自己就應該</w:t>
-      </w:r>
+        <w:t>竹杖</w:t>
+      </w:r>
+      <w:proofErr w:type="gramStart"/>
       <w:r>
         <w:rPr>
           <w:rFonts w:ascii="標楷體" w:eastAsia="標楷體" w:hAnsi="標楷體" w:cs="標楷體" w:hint="eastAsia"/>
-          <w:b/>
-          <w:bCs/>
-          <w:sz w:val="28"/>
-          <w:szCs w:val="28"/>
-        </w:rPr>
-        <w:t>自怨自艾</w:t>
-      </w:r>
+          <w:sz w:val="28"/>
+          <w:szCs w:val="28"/>
+        </w:rPr>
+        <w:t>芒鞋輕勝</w:t>
+      </w:r>
+      <w:proofErr w:type="gramEnd"/>
       <w:r>
         <w:rPr>
           <w:rFonts w:ascii="標楷體" w:eastAsia="標楷體" w:hAnsi="標楷體" w:cs="標楷體" w:hint="eastAsia"/>
           <w:sz w:val="28"/>
           <w:szCs w:val="28"/>
         </w:rPr>
-        <w:t>麼？不！一個“輕”字準確地寫出了作者的心情。從客觀上來說，竹杖和芒鞋自然不能輕過快馬，但因胸中藏</w:t>
+        <w:t>馬：</w:t>
       </w:r>
       <w:r>
         <w:rPr>
@@ -482,23 +671,7 @@
           <w:sz w:val="28"/>
           <w:szCs w:val="28"/>
         </w:rPr>
-        <w:t>著</w:t>
-      </w:r>
-      <w:r>
-        <w:rPr>
-          <w:rFonts w:ascii="標楷體" w:eastAsia="標楷體" w:hAnsi="標楷體" w:cs="標楷體" w:hint="eastAsia"/>
-          <w:sz w:val="28"/>
-          <w:szCs w:val="28"/>
-        </w:rPr>
-        <w:t>一顆自由的心，縱然一無所有，詞人也感到輕鬆愉快。</w:t>
-      </w:r>
-      <w:r>
-        <w:rPr>
-          <w:rFonts w:ascii="標楷體" w:eastAsia="標楷體" w:hAnsi="標楷體" w:cs="標楷體" w:hint="eastAsia"/>
-          <w:sz w:val="28"/>
-          <w:szCs w:val="28"/>
-        </w:rPr>
-        <w:t>芒鞋：草鞋。</w:t>
+        <w:t>拄著竹杖、穿著草鞋，輕快自在，甚至勝過騎馬。</w:t>
       </w:r>
     </w:p>
     <w:p>
@@ -509,36 +682,31 @@
           <w:numId w:val="7"/>
         </w:numPr>
         <w:spacing w:line="420" w:lineRule="exact"/>
-        <w:ind w:leftChars="0"/>
-        <w:rPr>
-          <w:rFonts w:ascii="標楷體" w:eastAsia="標楷體" w:hAnsi="標楷體"/>
-          <w:sz w:val="28"/>
-          <w:szCs w:val="28"/>
-        </w:rPr>
-      </w:pPr>
-      <w:r>
+        <w:ind w:leftChars="0" w:left="284" w:hanging="284"/>
+        <w:jc w:val="both"/>
         <w:rPr>
           <w:rFonts w:ascii="標楷體" w:eastAsia="標楷體" w:hAnsi="標楷體" w:cs="標楷體" w:hint="eastAsia"/>
           <w:sz w:val="28"/>
           <w:szCs w:val="28"/>
         </w:rPr>
-        <w:t>一蓑煙雨任平生：披</w:t>
-      </w:r>
+      </w:pPr>
+      <w:proofErr w:type="gramStart"/>
       <w:r>
         <w:rPr>
           <w:rFonts w:ascii="標楷體" w:eastAsia="標楷體" w:hAnsi="標楷體" w:cs="標楷體" w:hint="eastAsia"/>
           <w:sz w:val="28"/>
           <w:szCs w:val="28"/>
         </w:rPr>
-        <w:t>著</w:t>
-      </w:r>
+        <w:t>一蓑</w:t>
+      </w:r>
+      <w:proofErr w:type="gramEnd"/>
       <w:r>
         <w:rPr>
           <w:rFonts w:ascii="標楷體" w:eastAsia="標楷體" w:hAnsi="標楷體" w:cs="標楷體" w:hint="eastAsia"/>
           <w:sz w:val="28"/>
           <w:szCs w:val="28"/>
         </w:rPr>
-        <w:t>蓑衣在風雨裏過一輩子也處之泰然。</w:t>
+        <w:t>煙雨任平生：</w:t>
       </w:r>
       <w:r>
         <w:rPr>
@@ -546,60 +714,7 @@
           <w:sz w:val="28"/>
           <w:szCs w:val="28"/>
         </w:rPr>
-        <w:t>這“一蓑煙雨”也象徵人生的風雨、政治的風雨。而“任平生”，是說一生任憑風吹雨打，而始終那樣的從容、鎮定、達觀。這一句簡直就是</w:t>
-      </w:r>
-      <w:r>
-        <w:rPr>
-          <w:rFonts w:ascii="標楷體" w:eastAsia="標楷體" w:hAnsi="標楷體" w:cs="標楷體" w:hint="eastAsia"/>
-          <w:sz w:val="28"/>
-          <w:szCs w:val="28"/>
-          <w:u w:val="single"/>
-        </w:rPr>
-        <w:t>蘇軾</w:t>
-      </w:r>
-      <w:r>
-        <w:rPr>
-          <w:rFonts w:ascii="標楷體" w:eastAsia="標楷體" w:hAnsi="標楷體" w:cs="標楷體" w:hint="eastAsia"/>
-          <w:sz w:val="28"/>
-          <w:szCs w:val="28"/>
-        </w:rPr>
-        <w:t>一生生活的寫照。他在政治上不斷地受到打擊，一貶再貶，晚年最後流放到了</w:t>
-      </w:r>
-      <w:r>
-        <w:rPr>
-          <w:rFonts w:ascii="標楷體" w:eastAsia="標楷體" w:hAnsi="標楷體" w:cs="標楷體" w:hint="eastAsia"/>
-          <w:b/>
-          <w:bCs/>
-          <w:sz w:val="28"/>
-          <w:szCs w:val="28"/>
-        </w:rPr>
-        <w:t>蠻荒</w:t>
-      </w:r>
-      <w:r>
-        <w:rPr>
-          <w:rFonts w:ascii="標楷體" w:eastAsia="標楷體" w:hAnsi="標楷體" w:cs="標楷體" w:hint="eastAsia"/>
-          <w:sz w:val="28"/>
-          <w:szCs w:val="28"/>
-        </w:rPr>
-        <w:t>之地海南島。但是在精神上，他始終沒有被打敗，始終保持一顆</w:t>
-      </w:r>
-      <w:r>
-        <w:rPr>
-          <w:rFonts w:ascii="標楷體" w:eastAsia="標楷體" w:hAnsi="標楷體" w:cs="標楷體" w:hint="eastAsia"/>
-          <w:b/>
-          <w:bCs/>
-          <w:sz w:val="28"/>
-          <w:szCs w:val="28"/>
-        </w:rPr>
-        <w:t>鮮活靈動</w:t>
-      </w:r>
-      <w:r>
-        <w:rPr>
-          <w:rFonts w:ascii="標楷體" w:eastAsia="標楷體" w:hAnsi="標楷體" w:cs="標楷體" w:hint="eastAsia"/>
-          <w:sz w:val="28"/>
-          <w:szCs w:val="28"/>
-        </w:rPr>
-        <w:t>的心。</w:t>
+        <w:t>披著蓑衣任憑風雨吹打，瀟灑自在地度過一生。</w:t>
       </w:r>
     </w:p>
     <w:p>
@@ -610,7 +725,8 @@
           <w:numId w:val="7"/>
         </w:numPr>
         <w:spacing w:line="420" w:lineRule="exact"/>
-        <w:ind w:leftChars="0"/>
+        <w:ind w:leftChars="0" w:left="284" w:hanging="284"/>
+        <w:jc w:val="both"/>
         <w:rPr>
           <w:rFonts w:ascii="標楷體" w:eastAsia="標楷體" w:hAnsi="標楷體"/>
           <w:sz w:val="28"/>
@@ -623,7 +739,15 @@
           <w:sz w:val="28"/>
           <w:szCs w:val="28"/>
         </w:rPr>
-        <w:t>料峭：微寒的樣子。</w:t>
+        <w:t>料峭：</w:t>
+      </w:r>
+      <w:r>
+        <w:rPr>
+          <w:rFonts w:ascii="標楷體" w:eastAsia="標楷體" w:hAnsi="標楷體" w:cs="標楷體" w:hint="eastAsia"/>
+          <w:sz w:val="28"/>
+          <w:szCs w:val="28"/>
+        </w:rPr>
+        <w:t>形容春寒微冷、寒意陣陣。</w:t>
       </w:r>
     </w:p>
     <w:p>
@@ -634,7 +758,8 @@
           <w:numId w:val="7"/>
         </w:numPr>
         <w:spacing w:line="420" w:lineRule="exact"/>
-        <w:ind w:leftChars="0"/>
+        <w:ind w:leftChars="0" w:left="284" w:hanging="426"/>
+        <w:jc w:val="both"/>
         <w:rPr>
           <w:rFonts w:ascii="標楷體" w:eastAsia="標楷體" w:hAnsi="標楷體"/>
           <w:sz w:val="28"/>
@@ -647,7 +772,15 @@
           <w:sz w:val="28"/>
           <w:szCs w:val="28"/>
         </w:rPr>
-        <w:t>斜照：偏西的陽光。</w:t>
+        <w:t>向來：</w:t>
+      </w:r>
+      <w:r>
+        <w:rPr>
+          <w:rFonts w:ascii="標楷體" w:eastAsia="標楷體" w:hAnsi="標楷體" w:cs="標楷體" w:hint="eastAsia"/>
+          <w:sz w:val="28"/>
+          <w:szCs w:val="28"/>
+        </w:rPr>
+        <w:t>剛才、先前。</w:t>
       </w:r>
     </w:p>
     <w:p>
@@ -658,7 +791,8 @@
           <w:numId w:val="7"/>
         </w:numPr>
         <w:spacing w:line="420" w:lineRule="exact"/>
-        <w:ind w:leftChars="0"/>
+        <w:ind w:leftChars="0" w:left="284" w:hanging="426"/>
+        <w:jc w:val="both"/>
         <w:rPr>
           <w:rFonts w:ascii="標楷體" w:eastAsia="標楷體" w:hAnsi="標楷體"/>
           <w:sz w:val="28"/>
@@ -671,23 +805,23 @@
           <w:sz w:val="28"/>
           <w:szCs w:val="28"/>
         </w:rPr>
-        <w:t>向來：方</w:t>
-      </w:r>
-      <w:r>
-        <w:rPr>
-          <w:rFonts w:ascii="標楷體" w:eastAsia="標楷體" w:hAnsi="標楷體" w:cs="標楷體" w:hint="eastAsia"/>
-          <w:sz w:val="28"/>
-          <w:szCs w:val="28"/>
-        </w:rPr>
-        <w:t>才</w:t>
-      </w:r>
-      <w:r>
-        <w:rPr>
-          <w:rFonts w:ascii="標楷體" w:eastAsia="標楷體" w:hAnsi="標楷體" w:cs="標楷體" w:hint="eastAsia"/>
-          <w:sz w:val="28"/>
-          <w:szCs w:val="28"/>
-        </w:rPr>
-        <w:t>。</w:t>
+        <w:t>蕭瑟</w:t>
+      </w:r>
+      <w:r>
+        <w:rPr>
+          <w:rFonts w:ascii="標楷體" w:eastAsia="標楷體" w:hAnsi="標楷體" w:hint="eastAsia"/>
+          <w:sz w:val="28"/>
+          <w:szCs w:val="28"/>
+        </w:rPr>
+        <w:t>：</w:t>
+      </w:r>
+      <w:r>
+        <w:rPr>
+          <w:rFonts w:ascii="標楷體" w:eastAsia="標楷體" w:hAnsi="標楷體" w:hint="eastAsia"/>
+          <w:sz w:val="28"/>
+          <w:szCs w:val="28"/>
+        </w:rPr>
+        <w:t>形容風雨吹打樹木的聲音；此處也有淒清、冷落之意。</w:t>
       </w:r>
     </w:p>
     <w:p>
@@ -698,7 +832,8 @@
           <w:numId w:val="7"/>
         </w:numPr>
         <w:spacing w:line="420" w:lineRule="exact"/>
-        <w:ind w:leftChars="0"/>
+        <w:ind w:leftChars="0" w:left="284" w:hanging="426"/>
+        <w:jc w:val="both"/>
         <w:rPr>
           <w:rFonts w:ascii="標楷體" w:eastAsia="標楷體" w:hAnsi="標楷體"/>
           <w:sz w:val="28"/>
@@ -711,43 +846,29 @@
           <w:sz w:val="28"/>
           <w:szCs w:val="28"/>
         </w:rPr>
-        <w:t>蕭瑟</w:t>
-      </w:r>
-      <w:r>
-        <w:rPr>
-          <w:rFonts w:ascii="標楷體" w:eastAsia="標楷體" w:hAnsi="標楷體" w:hint="eastAsia"/>
-          <w:sz w:val="28"/>
-          <w:szCs w:val="28"/>
-        </w:rPr>
-        <w:t>：風雨吹打樹葉聲。</w:t>
-      </w:r>
-    </w:p>
-    <w:p>
-      <w:pPr>
-        <w:pStyle w:val="a6"/>
-        <w:numPr>
-          <w:ilvl w:val="0"/>
-          <w:numId w:val="7"/>
-        </w:numPr>
-        <w:spacing w:line="420" w:lineRule="exact"/>
-        <w:ind w:leftChars="0"/>
-        <w:rPr>
-          <w:rFonts w:ascii="標楷體" w:eastAsia="標楷體" w:hAnsi="標楷體"/>
-          <w:sz w:val="28"/>
-          <w:szCs w:val="28"/>
-        </w:rPr>
-      </w:pPr>
+        <w:t>也無風雨也無晴：</w:t>
+      </w:r>
       <w:r>
         <w:rPr>
           <w:rFonts w:ascii="標楷體" w:eastAsia="標楷體" w:hAnsi="標楷體" w:cs="標楷體" w:hint="eastAsia"/>
           <w:sz w:val="28"/>
           <w:szCs w:val="28"/>
         </w:rPr>
-        <w:t>也無風雨也無晴：意謂既不怕雨，也不喜晴</w:t>
-      </w:r>
-      <w:r>
-        <w:rPr>
-          <w:rFonts w:ascii="標楷體" w:eastAsia="標楷體" w:hAnsi="標楷體" w:hint="eastAsia"/>
+        <w:t>既沒有風雨，也沒有晴天；比喻已經超越外在環境的變化，不再受得失、</w:t>
+      </w:r>
+      <w:proofErr w:type="gramStart"/>
+      <w:r>
+        <w:rPr>
+          <w:rFonts w:ascii="標楷體" w:eastAsia="標楷體" w:hAnsi="標楷體" w:cs="標楷體" w:hint="eastAsia"/>
+          <w:sz w:val="28"/>
+          <w:szCs w:val="28"/>
+        </w:rPr>
+        <w:t>順逆所影響</w:t>
+      </w:r>
+      <w:proofErr w:type="gramEnd"/>
+      <w:r>
+        <w:rPr>
+          <w:rFonts w:ascii="標楷體" w:eastAsia="標楷體" w:hAnsi="標楷體" w:cs="標楷體" w:hint="eastAsia"/>
           <w:sz w:val="28"/>
           <w:szCs w:val="28"/>
         </w:rPr>
@@ -776,7 +897,8 @@
     </w:p>
     <w:p>
       <w:pPr>
-        <w:spacing w:line="480" w:lineRule="exact"/>
+        <w:spacing w:line="440" w:lineRule="exact"/>
+        <w:jc w:val="both"/>
         <w:rPr>
           <w:rFonts w:ascii="標楷體" w:eastAsia="標楷體" w:hAnsi="標楷體"/>
           <w:sz w:val="28"/>
@@ -806,66 +928,58 @@
           <w:sz w:val="28"/>
           <w:szCs w:val="28"/>
         </w:rPr>
-        <w:t>道上趕上了下雨，拿著雨具的僕人先前離開了，同行的人都覺得很狼狽，只有我不這麼覺得。過了一會兒天晴了，就做了這首詞。</w:t>
+        <w:t>道上趕上了下雨，拿著雨具的僕人先前離開了，同行的人都覺得很狼狽，只有我不這麼覺得。過了一會兒</w:t>
+      </w:r>
+      <w:proofErr w:type="gramStart"/>
+      <w:r>
+        <w:rPr>
+          <w:rFonts w:ascii="標楷體" w:eastAsia="標楷體" w:hAnsi="標楷體" w:hint="eastAsia"/>
+          <w:sz w:val="28"/>
+          <w:szCs w:val="28"/>
+        </w:rPr>
+        <w:t>天晴了</w:t>
+      </w:r>
+      <w:proofErr w:type="gramEnd"/>
+      <w:r>
+        <w:rPr>
+          <w:rFonts w:ascii="標楷體" w:eastAsia="標楷體" w:hAnsi="標楷體" w:hint="eastAsia"/>
+          <w:sz w:val="28"/>
+          <w:szCs w:val="28"/>
+        </w:rPr>
+        <w:t>，就做了這首詞。</w:t>
       </w:r>
     </w:p>
     <w:p>
       <w:pPr>
-        <w:spacing w:line="480" w:lineRule="exact"/>
-        <w:rPr>
-          <w:rFonts w:ascii="標楷體" w:eastAsia="標楷體" w:hAnsi="標楷體"/>
-          <w:sz w:val="28"/>
-          <w:szCs w:val="28"/>
-        </w:rPr>
-      </w:pPr>
-      <w:r>
-        <w:rPr>
-          <w:rFonts w:ascii="標楷體" w:eastAsia="標楷體" w:hAnsi="標楷體" w:hint="eastAsia"/>
-          <w:sz w:val="28"/>
-          <w:szCs w:val="28"/>
-        </w:rPr>
-        <w:t>不用注意那穿林打葉的雨聲，不妨一邊吟詠</w:t>
-      </w:r>
-      <w:r>
-        <w:rPr>
-          <w:rFonts w:ascii="標楷體" w:eastAsia="標楷體" w:hAnsi="標楷體" w:hint="eastAsia"/>
-          <w:b/>
-          <w:bCs/>
-          <w:sz w:val="28"/>
-          <w:szCs w:val="28"/>
-        </w:rPr>
-        <w:t>長嘯</w:t>
-      </w:r>
-      <w:r>
-        <w:rPr>
-          <w:rFonts w:ascii="標楷體" w:eastAsia="標楷體" w:hAnsi="標楷體" w:hint="eastAsia"/>
-          <w:sz w:val="28"/>
-          <w:szCs w:val="28"/>
-        </w:rPr>
-        <w:t>著，一邊悠然地行走。竹杖和草鞋輕捷得勝過騎馬，有什麼可怕的？一身蓑衣</w:t>
-      </w:r>
-      <w:r>
-        <w:rPr>
-          <w:rFonts w:ascii="標楷體" w:eastAsia="標楷體" w:hAnsi="標楷體" w:hint="eastAsia"/>
-          <w:b/>
-          <w:bCs/>
-          <w:sz w:val="28"/>
-          <w:szCs w:val="28"/>
-        </w:rPr>
-        <w:t>任憑</w:t>
-      </w:r>
-      <w:r>
-        <w:rPr>
-          <w:rFonts w:ascii="標楷體" w:eastAsia="標楷體" w:hAnsi="標楷體" w:hint="eastAsia"/>
-          <w:sz w:val="28"/>
-          <w:szCs w:val="28"/>
-        </w:rPr>
-        <w:t>風吹雨打，照樣過我的一生。</w:t>
+        <w:spacing w:line="440" w:lineRule="exact"/>
+        <w:jc w:val="both"/>
+        <w:rPr>
+          <w:rFonts w:ascii="標楷體" w:eastAsia="標楷體" w:hAnsi="標楷體" w:hint="eastAsia"/>
+          <w:sz w:val="28"/>
+          <w:szCs w:val="28"/>
+        </w:rPr>
+      </w:pPr>
+      <w:r>
+        <w:rPr>
+          <w:rFonts w:ascii="標楷體" w:eastAsia="標楷體" w:hAnsi="標楷體" w:hint="eastAsia"/>
+          <w:sz w:val="28"/>
+          <w:szCs w:val="28"/>
+        </w:rPr>
+        <w:t xml:space="preserve">    </w:t>
+      </w:r>
+      <w:r>
+        <w:rPr>
+          <w:rFonts w:ascii="標楷體" w:eastAsia="標楷體" w:hAnsi="標楷體" w:hint="eastAsia"/>
+          <w:sz w:val="28"/>
+          <w:szCs w:val="28"/>
+        </w:rPr>
+        <w:t>不必在意風吹過樹林、雨打葉片的聲音，何妨一邊吟詩長嘯，一邊悠然自在地慢慢走。拄著竹杖、穿著草鞋，輕快自在，甚至比騎馬還要瀟灑。怕什麼呢？就讓我披著蓑衣，在煙雨風霜中度過一生吧。</w:t>
       </w:r>
     </w:p>
     <w:p>
       <w:pPr>
-        <w:spacing w:line="480" w:lineRule="exact"/>
+        <w:spacing w:line="440" w:lineRule="exact"/>
+        <w:jc w:val="both"/>
         <w:rPr>
           <w:rFonts w:ascii="標楷體" w:eastAsia="標楷體" w:hAnsi="標楷體"/>
           <w:sz w:val="28"/>
@@ -878,60 +992,52 @@
           <w:sz w:val="28"/>
           <w:szCs w:val="28"/>
         </w:rPr>
-        <w:t xml:space="preserve">　　春風微涼，將我的酒意吹醒，寒意初上，山頭初晴的斜陽卻</w:t>
-      </w:r>
-      <w:bookmarkStart w:id="0" w:name="_Hlk110329537"/>
-      <w:r>
-        <w:rPr>
-          <w:rFonts w:ascii="標楷體" w:eastAsia="標楷體" w:hAnsi="標楷體" w:hint="eastAsia"/>
-          <w:b/>
-          <w:bCs/>
-          <w:sz w:val="28"/>
-          <w:szCs w:val="28"/>
-        </w:rPr>
-        <w:t>應時</w:t>
-      </w:r>
-      <w:bookmarkEnd w:id="0"/>
-      <w:r>
-        <w:rPr>
-          <w:rFonts w:ascii="標楷體" w:eastAsia="標楷體" w:hAnsi="標楷體" w:hint="eastAsia"/>
-          <w:sz w:val="28"/>
-          <w:szCs w:val="28"/>
-        </w:rPr>
-        <w:t>相迎。回頭向本來風雨之地看去，現在一切平靜，已無陰晴。</w:t>
+        <w:t xml:space="preserve">    </w:t>
+      </w:r>
+      <w:proofErr w:type="gramStart"/>
+      <w:r>
+        <w:rPr>
+          <w:rFonts w:ascii="標楷體" w:eastAsia="標楷體" w:hAnsi="標楷體" w:hint="eastAsia"/>
+          <w:sz w:val="28"/>
+          <w:szCs w:val="28"/>
+        </w:rPr>
+        <w:t>微冷的</w:t>
+      </w:r>
+      <w:proofErr w:type="gramEnd"/>
+      <w:r>
+        <w:rPr>
+          <w:rFonts w:ascii="標楷體" w:eastAsia="標楷體" w:hAnsi="標楷體" w:hint="eastAsia"/>
+          <w:sz w:val="28"/>
+          <w:szCs w:val="28"/>
+        </w:rPr>
+        <w:t>春風吹來，把酒意吹醒了；身上感到一陣寒意，抬頭一看，山頭的夕陽斜</w:t>
+      </w:r>
+      <w:proofErr w:type="gramStart"/>
+      <w:r>
+        <w:rPr>
+          <w:rFonts w:ascii="標楷體" w:eastAsia="標楷體" w:hAnsi="標楷體" w:hint="eastAsia"/>
+          <w:sz w:val="28"/>
+          <w:szCs w:val="28"/>
+        </w:rPr>
+        <w:t>斜</w:t>
+      </w:r>
+      <w:proofErr w:type="gramEnd"/>
+      <w:r>
+        <w:rPr>
+          <w:rFonts w:ascii="標楷體" w:eastAsia="標楷體" w:hAnsi="標楷體" w:hint="eastAsia"/>
+          <w:sz w:val="28"/>
+          <w:szCs w:val="28"/>
+        </w:rPr>
+        <w:t>地照過來，反而讓人感到溫暖而親切。回頭看看剛才走過、風雨蕭瑟的地方，等到走回去時，才發現：原來不管是風雨，還是晴朗，都沒有什麼好在意的了。</w:t>
       </w:r>
     </w:p>
     <w:p>
       <w:pPr>
-        <w:pStyle w:val="a6"/>
-        <w:numPr>
-          <w:ilvl w:val="0"/>
-          <w:numId w:val="7"/>
-        </w:numPr>
-        <w:spacing w:line="400" w:lineRule="exact"/>
-        <w:ind w:leftChars="0"/>
-        <w:rPr>
-          <w:rFonts w:ascii="標楷體" w:eastAsia="標楷體" w:hAnsi="標楷體"/>
-          <w:sz w:val="28"/>
-          <w:szCs w:val="28"/>
-        </w:rPr>
-        <w:sectPr>
-          <w:footerReference w:type="default" r:id="rId7"/>
-          <w:pgSz w:w="11906" w:h="16838"/>
-          <w:pgMar w:top="567" w:right="851" w:bottom="567" w:left="851" w:header="567" w:footer="0" w:gutter="0"/>
-          <w:cols w:space="425"/>
-          <w:docGrid w:type="lines" w:linePitch="360"/>
-        </w:sectPr>
-      </w:pPr>
-    </w:p>
-    <w:p>
-      <w:pPr>
-        <w:spacing w:line="440" w:lineRule="exact"/>
+        <w:spacing w:beforeLines="50" w:before="180" w:line="440" w:lineRule="exact"/>
         <w:rPr>
           <w:rFonts w:ascii="標楷體" w:eastAsia="標楷體" w:hAnsi="標楷體"/>
           <w:sz w:val="32"/>
           <w:szCs w:val="32"/>
-          <w:bdr w:val="single" w:sz="4" w:space="0" w:color="auto"/>
         </w:rPr>
       </w:pPr>
       <w:r>
@@ -941,15 +1047,24 @@
           <w:szCs w:val="32"/>
           <w:bdr w:val="single" w:sz="4" w:space="0" w:color="auto"/>
         </w:rPr>
-        <w:lastRenderedPageBreak/>
-        <w:t>創作背景</w:t>
+        <w:t>賞</w:t>
+      </w:r>
+      <w:r>
+        <w:rPr>
+          <w:rFonts w:ascii="標楷體" w:eastAsia="標楷體" w:hAnsi="標楷體" w:hint="eastAsia"/>
+          <w:sz w:val="32"/>
+          <w:szCs w:val="32"/>
+          <w:bdr w:val="single" w:sz="4" w:space="0" w:color="auto"/>
+        </w:rPr>
+        <w:t>析</w:t>
       </w:r>
     </w:p>
     <w:p>
       <w:pPr>
-        <w:spacing w:line="400" w:lineRule="exact"/>
-        <w:rPr>
-          <w:rFonts w:ascii="標楷體" w:eastAsia="標楷體" w:hAnsi="標楷體"/>
+        <w:spacing w:line="420" w:lineRule="exact"/>
+        <w:jc w:val="both"/>
+        <w:rPr>
+          <w:rFonts w:ascii="標楷體" w:eastAsia="標楷體" w:hAnsi="標楷體" w:hint="eastAsia"/>
           <w:sz w:val="28"/>
           <w:szCs w:val="28"/>
         </w:rPr>
@@ -969,6 +1084,40 @@
           <w:szCs w:val="28"/>
           <w:u w:val="single"/>
         </w:rPr>
+        <w:t>蘇軾</w:t>
+      </w:r>
+      <w:r>
+        <w:rPr>
+          <w:rFonts w:ascii="標楷體" w:eastAsia="標楷體" w:hAnsi="標楷體" w:hint="eastAsia"/>
+          <w:sz w:val="28"/>
+          <w:szCs w:val="28"/>
+        </w:rPr>
+        <w:t>的〈定風波〉寫於</w:t>
+      </w:r>
+      <w:r>
+        <w:rPr>
+          <w:rFonts w:ascii="標楷體" w:eastAsia="標楷體" w:hAnsi="標楷體" w:hint="eastAsia"/>
+          <w:sz w:val="28"/>
+          <w:szCs w:val="28"/>
+          <w:u w:val="single"/>
+        </w:rPr>
+        <w:t>宋神宗</w:t>
+      </w:r>
+      <w:r>
+        <w:rPr>
+          <w:rFonts w:ascii="標楷體" w:eastAsia="標楷體" w:hAnsi="標楷體" w:hint="eastAsia"/>
+          <w:sz w:val="28"/>
+          <w:szCs w:val="28"/>
+        </w:rPr>
+        <w:t xml:space="preserve"> </w:t>
+      </w:r>
+      <w:r>
+        <w:rPr>
+          <w:rFonts w:ascii="標楷體" w:eastAsia="標楷體" w:hAnsi="標楷體" w:hint="eastAsia"/>
+          <w:sz w:val="28"/>
+          <w:szCs w:val="28"/>
+          <w:u w:val="single"/>
+        </w:rPr>
         <w:t>元豐</w:t>
       </w:r>
       <w:r>
@@ -977,7 +1126,7 @@
           <w:sz w:val="28"/>
           <w:szCs w:val="28"/>
         </w:rPr>
-        <w:t>五年三月五日，作者去</w:t>
+        <w:t>五年（1082），當時</w:t>
       </w:r>
       <w:r>
         <w:rPr>
@@ -986,16 +1135,101 @@
           <w:szCs w:val="28"/>
           <w:u w:val="single"/>
         </w:rPr>
-        <w:t>沙湖</w:t>
-      </w:r>
-      <w:r>
-        <w:rPr>
-          <w:rFonts w:ascii="標楷體" w:eastAsia="標楷體" w:hAnsi="標楷體" w:hint="eastAsia"/>
-          <w:sz w:val="28"/>
-          <w:szCs w:val="28"/>
-        </w:rPr>
-        <w:t>看田歸途遇雨後所作。三月七日，忽逢大雨，因爲作者和同行的人都沒有帶雨具，同行之人皆覺狼狽。雨過天晴，作者聯想到自己人生的坎坷，加上遇見的大雨，寫下了這一首千古流傳的《定風波》。從文中我們可以感受到作者的</w:t>
-      </w:r>
+        <w:t>蘇軾</w:t>
+      </w:r>
+      <w:r>
+        <w:rPr>
+          <w:rFonts w:ascii="標楷體" w:eastAsia="標楷體" w:hAnsi="標楷體" w:hint="eastAsia"/>
+          <w:sz w:val="28"/>
+          <w:szCs w:val="28"/>
+        </w:rPr>
+        <w:t>因「</w:t>
+      </w:r>
+      <w:hyperlink r:id="rId7" w:history="1">
+        <w:r>
+          <w:rPr>
+            <w:rStyle w:val="a4"/>
+            <w:rFonts w:ascii="標楷體" w:eastAsia="標楷體" w:hAnsi="標楷體" w:hint="eastAsia"/>
+            <w:sz w:val="28"/>
+            <w:szCs w:val="28"/>
+          </w:rPr>
+          <w:t>烏</w:t>
+        </w:r>
+        <w:proofErr w:type="gramStart"/>
+        <w:r>
+          <w:rPr>
+            <w:rStyle w:val="a4"/>
+            <w:rFonts w:ascii="標楷體" w:eastAsia="標楷體" w:hAnsi="標楷體" w:hint="eastAsia"/>
+            <w:sz w:val="28"/>
+            <w:szCs w:val="28"/>
+          </w:rPr>
+          <w:t>臺詩案</w:t>
+        </w:r>
+        <w:proofErr w:type="gramEnd"/>
+      </w:hyperlink>
+      <w:r>
+        <w:rPr>
+          <w:rFonts w:ascii="標楷體" w:eastAsia="標楷體" w:hAnsi="標楷體" w:hint="eastAsia"/>
+          <w:sz w:val="28"/>
+          <w:szCs w:val="28"/>
+        </w:rPr>
+        <w:t>」</w:t>
+      </w:r>
+      <w:proofErr w:type="gramStart"/>
+      <w:r>
+        <w:rPr>
+          <w:rFonts w:ascii="標楷體" w:eastAsia="標楷體" w:hAnsi="標楷體" w:hint="eastAsia"/>
+          <w:sz w:val="28"/>
+          <w:szCs w:val="28"/>
+        </w:rPr>
+        <w:t>被貶</w:t>
+      </w:r>
+      <w:r>
+        <w:rPr>
+          <w:rFonts w:ascii="標楷體" w:eastAsia="標楷體" w:hAnsi="標楷體" w:hint="eastAsia"/>
+          <w:sz w:val="28"/>
+          <w:szCs w:val="28"/>
+          <w:u w:val="single"/>
+        </w:rPr>
+        <w:t>黃州</w:t>
+      </w:r>
+      <w:proofErr w:type="gramEnd"/>
+      <w:r>
+        <w:rPr>
+          <w:rFonts w:ascii="標楷體" w:eastAsia="標楷體" w:hAnsi="標楷體" w:hint="eastAsia"/>
+          <w:sz w:val="28"/>
+          <w:szCs w:val="28"/>
+        </w:rPr>
+        <w:t>。這首詞表面上寫的是一次途中遇雨的經歷，實際上卻寄託了詞人面對人生風雨時的態度與胸襟。</w:t>
+      </w:r>
+      <w:proofErr w:type="gramStart"/>
+      <w:r>
+        <w:rPr>
+          <w:rFonts w:ascii="標楷體" w:eastAsia="標楷體" w:hAnsi="標楷體" w:hint="eastAsia"/>
+          <w:sz w:val="28"/>
+          <w:szCs w:val="28"/>
+        </w:rPr>
+        <w:t>全詞由</w:t>
+      </w:r>
+      <w:proofErr w:type="gramEnd"/>
+      <w:r>
+        <w:rPr>
+          <w:rFonts w:ascii="標楷體" w:eastAsia="標楷體" w:hAnsi="標楷體" w:hint="eastAsia"/>
+          <w:sz w:val="28"/>
+          <w:szCs w:val="28"/>
+        </w:rPr>
+        <w:t>自然景物寫到人生感悟，語言平易而意境深遠，展現出</w:t>
+      </w:r>
+      <w:r>
+        <w:rPr>
+          <w:rFonts w:ascii="標楷體" w:eastAsia="標楷體" w:hAnsi="標楷體" w:hint="eastAsia"/>
+          <w:sz w:val="28"/>
+          <w:szCs w:val="28"/>
+          <w:u w:val="single"/>
+        </w:rPr>
+        <w:t>蘇軾</w:t>
+      </w:r>
+      <w:proofErr w:type="gramStart"/>
       <w:r>
         <w:rPr>
           <w:rFonts w:ascii="標楷體" w:eastAsia="標楷體" w:hAnsi="標楷體" w:hint="eastAsia"/>
@@ -1004,20 +1238,447 @@
           <w:sz w:val="28"/>
           <w:szCs w:val="28"/>
         </w:rPr>
-        <w:t>豁達</w:t>
-      </w:r>
-      <w:r>
-        <w:rPr>
-          <w:rFonts w:ascii="標楷體" w:eastAsia="標楷體" w:hAnsi="標楷體" w:hint="eastAsia"/>
-          <w:sz w:val="28"/>
-          <w:szCs w:val="28"/>
-        </w:rPr>
-        <w:t>與樂觀。</w:t>
+        <w:t>曠</w:t>
+      </w:r>
+      <w:proofErr w:type="gramEnd"/>
+      <w:r>
+        <w:rPr>
+          <w:rFonts w:ascii="標楷體" w:eastAsia="標楷體" w:hAnsi="標楷體" w:hint="eastAsia"/>
+          <w:b/>
+          <w:bCs/>
+          <w:sz w:val="28"/>
+          <w:szCs w:val="28"/>
+        </w:rPr>
+        <w:t>達</w:t>
+      </w:r>
+      <w:r>
+        <w:rPr>
+          <w:rFonts w:ascii="標楷體" w:eastAsia="標楷體" w:hAnsi="標楷體" w:hint="eastAsia"/>
+          <w:sz w:val="28"/>
+          <w:szCs w:val="28"/>
+        </w:rPr>
+        <w:t>、</w:t>
+      </w:r>
+      <w:r>
+        <w:rPr>
+          <w:rFonts w:ascii="標楷體" w:eastAsia="標楷體" w:hAnsi="標楷體" w:hint="eastAsia"/>
+          <w:b/>
+          <w:bCs/>
+          <w:sz w:val="28"/>
+          <w:szCs w:val="28"/>
+        </w:rPr>
+        <w:t>灑脫</w:t>
+      </w:r>
+      <w:r>
+        <w:rPr>
+          <w:rFonts w:ascii="標楷體" w:eastAsia="標楷體" w:hAnsi="標楷體" w:hint="eastAsia"/>
+          <w:sz w:val="28"/>
+          <w:szCs w:val="28"/>
+        </w:rPr>
+        <w:t>的人生哲學。</w:t>
       </w:r>
     </w:p>
     <w:p>
       <w:pPr>
-        <w:spacing w:beforeLines="50" w:before="180" w:line="400" w:lineRule="exact"/>
+        <w:spacing w:line="440" w:lineRule="exact"/>
+        <w:jc w:val="both"/>
+        <w:rPr>
+          <w:rFonts w:ascii="標楷體" w:eastAsia="標楷體" w:hAnsi="標楷體" w:hint="eastAsia"/>
+          <w:sz w:val="28"/>
+          <w:szCs w:val="28"/>
+        </w:rPr>
+      </w:pPr>
+      <w:r>
+        <w:rPr>
+          <w:rFonts w:ascii="標楷體" w:eastAsia="標楷體" w:hAnsi="標楷體" w:hint="eastAsia"/>
+          <w:sz w:val="28"/>
+          <w:szCs w:val="28"/>
+        </w:rPr>
+        <w:lastRenderedPageBreak/>
+        <w:t xml:space="preserve">    </w:t>
+      </w:r>
+      <w:r>
+        <w:rPr>
+          <w:rFonts w:ascii="標楷體" w:eastAsia="標楷體" w:hAnsi="標楷體" w:hint="eastAsia"/>
+          <w:sz w:val="28"/>
+          <w:szCs w:val="28"/>
+        </w:rPr>
+        <w:t>上片從「</w:t>
+      </w:r>
+      <w:proofErr w:type="gramStart"/>
+      <w:r>
+        <w:rPr>
+          <w:rFonts w:ascii="標楷體" w:eastAsia="標楷體" w:hAnsi="標楷體" w:hint="eastAsia"/>
+          <w:sz w:val="28"/>
+          <w:szCs w:val="28"/>
+        </w:rPr>
+        <w:t>莫聽穿林打葉聲</w:t>
+      </w:r>
+      <w:proofErr w:type="gramEnd"/>
+      <w:r>
+        <w:rPr>
+          <w:rFonts w:ascii="標楷體" w:eastAsia="標楷體" w:hAnsi="標楷體" w:hint="eastAsia"/>
+          <w:sz w:val="28"/>
+          <w:szCs w:val="28"/>
+        </w:rPr>
+        <w:t>」開始。詞人提醒自己不要被風雨的聲音所困擾，反而「何妨吟</w:t>
+      </w:r>
+      <w:proofErr w:type="gramStart"/>
+      <w:r>
+        <w:rPr>
+          <w:rFonts w:ascii="標楷體" w:eastAsia="標楷體" w:hAnsi="標楷體" w:hint="eastAsia"/>
+          <w:sz w:val="28"/>
+          <w:szCs w:val="28"/>
+        </w:rPr>
+        <w:t>嘯且徐行</w:t>
+      </w:r>
+      <w:proofErr w:type="gramEnd"/>
+      <w:r>
+        <w:rPr>
+          <w:rFonts w:ascii="標楷體" w:eastAsia="標楷體" w:hAnsi="標楷體" w:hint="eastAsia"/>
+          <w:sz w:val="28"/>
+          <w:szCs w:val="28"/>
+        </w:rPr>
+        <w:t>」，一邊吟詠，一邊從容前行。這兩句</w:t>
+      </w:r>
+      <w:proofErr w:type="gramStart"/>
+      <w:r>
+        <w:rPr>
+          <w:rFonts w:ascii="標楷體" w:eastAsia="標楷體" w:hAnsi="標楷體" w:hint="eastAsia"/>
+          <w:sz w:val="28"/>
+          <w:szCs w:val="28"/>
+        </w:rPr>
+        <w:t>看似寫雨</w:t>
+      </w:r>
+      <w:proofErr w:type="gramEnd"/>
+      <w:r>
+        <w:rPr>
+          <w:rFonts w:ascii="標楷體" w:eastAsia="標楷體" w:hAnsi="標楷體" w:hint="eastAsia"/>
+          <w:sz w:val="28"/>
+          <w:szCs w:val="28"/>
+        </w:rPr>
+        <w:t>，實際也象徵人生中的挫折與困境。面對</w:t>
+      </w:r>
+      <w:r>
+        <w:rPr>
+          <w:rFonts w:ascii="標楷體" w:eastAsia="標楷體" w:hAnsi="標楷體" w:hint="eastAsia"/>
+          <w:b/>
+          <w:bCs/>
+          <w:sz w:val="28"/>
+          <w:szCs w:val="28"/>
+        </w:rPr>
+        <w:t>突如其來</w:t>
+      </w:r>
+      <w:r>
+        <w:rPr>
+          <w:rFonts w:ascii="標楷體" w:eastAsia="標楷體" w:hAnsi="標楷體" w:hint="eastAsia"/>
+          <w:sz w:val="28"/>
+          <w:szCs w:val="28"/>
+        </w:rPr>
+        <w:t>的風雨，詞人沒有慌張逃避，而是選擇坦然面對。「竹杖</w:t>
+      </w:r>
+      <w:proofErr w:type="gramStart"/>
+      <w:r>
+        <w:rPr>
+          <w:rFonts w:ascii="標楷體" w:eastAsia="標楷體" w:hAnsi="標楷體" w:hint="eastAsia"/>
+          <w:sz w:val="28"/>
+          <w:szCs w:val="28"/>
+        </w:rPr>
+        <w:t>芒鞋輕勝</w:t>
+      </w:r>
+      <w:proofErr w:type="gramEnd"/>
+      <w:r>
+        <w:rPr>
+          <w:rFonts w:ascii="標楷體" w:eastAsia="標楷體" w:hAnsi="標楷體" w:hint="eastAsia"/>
+          <w:sz w:val="28"/>
+          <w:szCs w:val="28"/>
+        </w:rPr>
+        <w:t>馬」更進一步表現他的瀟灑心境：即使沒有華貴的交通工具，只</w:t>
+      </w:r>
+      <w:proofErr w:type="gramStart"/>
+      <w:r>
+        <w:rPr>
+          <w:rFonts w:ascii="標楷體" w:eastAsia="標楷體" w:hAnsi="標楷體" w:hint="eastAsia"/>
+          <w:sz w:val="28"/>
+          <w:szCs w:val="28"/>
+        </w:rPr>
+        <w:t>憑竹杖</w:t>
+      </w:r>
+      <w:proofErr w:type="gramEnd"/>
+      <w:r>
+        <w:rPr>
+          <w:rFonts w:ascii="標楷體" w:eastAsia="標楷體" w:hAnsi="標楷體" w:hint="eastAsia"/>
+          <w:sz w:val="28"/>
+          <w:szCs w:val="28"/>
+        </w:rPr>
+        <w:t>草鞋，也能走得自在輕快。「誰怕？</w:t>
+      </w:r>
+      <w:proofErr w:type="gramStart"/>
+      <w:r>
+        <w:rPr>
+          <w:rFonts w:ascii="標楷體" w:eastAsia="標楷體" w:hAnsi="標楷體" w:hint="eastAsia"/>
+          <w:sz w:val="28"/>
+          <w:szCs w:val="28"/>
+        </w:rPr>
+        <w:t>一蓑</w:t>
+      </w:r>
+      <w:proofErr w:type="gramEnd"/>
+      <w:r>
+        <w:rPr>
+          <w:rFonts w:ascii="標楷體" w:eastAsia="標楷體" w:hAnsi="標楷體" w:hint="eastAsia"/>
+          <w:sz w:val="28"/>
+          <w:szCs w:val="28"/>
+        </w:rPr>
+        <w:t>煙雨任平生」則</w:t>
+      </w:r>
+      <w:proofErr w:type="gramStart"/>
+      <w:r>
+        <w:rPr>
+          <w:rFonts w:ascii="標楷體" w:eastAsia="標楷體" w:hAnsi="標楷體" w:hint="eastAsia"/>
+          <w:sz w:val="28"/>
+          <w:szCs w:val="28"/>
+        </w:rPr>
+        <w:t>是全詞</w:t>
+      </w:r>
+      <w:r>
+        <w:rPr>
+          <w:rFonts w:ascii="標楷體" w:eastAsia="標楷體" w:hAnsi="標楷體" w:hint="eastAsia"/>
+          <w:b/>
+          <w:bCs/>
+          <w:sz w:val="28"/>
+          <w:szCs w:val="28"/>
+        </w:rPr>
+        <w:t>最</w:t>
+      </w:r>
+      <w:proofErr w:type="gramEnd"/>
+      <w:r>
+        <w:rPr>
+          <w:rFonts w:ascii="標楷體" w:eastAsia="標楷體" w:hAnsi="標楷體" w:hint="eastAsia"/>
+          <w:b/>
+          <w:bCs/>
+          <w:sz w:val="28"/>
+          <w:szCs w:val="28"/>
+        </w:rPr>
+        <w:t>具氣魄</w:t>
+      </w:r>
+      <w:r>
+        <w:rPr>
+          <w:rFonts w:ascii="標楷體" w:eastAsia="標楷體" w:hAnsi="標楷體" w:hint="eastAsia"/>
+          <w:sz w:val="28"/>
+          <w:szCs w:val="28"/>
+        </w:rPr>
+        <w:t>的句子。詞人表示，既然人生難免有風雨，又何必畏懼？即使一生都要在煙雨中前行，也能安然承受。這種態度正是</w:t>
+      </w:r>
+      <w:r>
+        <w:rPr>
+          <w:rFonts w:ascii="標楷體" w:eastAsia="標楷體" w:hAnsi="標楷體" w:hint="eastAsia"/>
+          <w:sz w:val="28"/>
+          <w:szCs w:val="28"/>
+          <w:u w:val="single"/>
+        </w:rPr>
+        <w:t>蘇軾</w:t>
+      </w:r>
+      <w:r>
+        <w:rPr>
+          <w:rFonts w:ascii="標楷體" w:eastAsia="標楷體" w:hAnsi="標楷體" w:hint="eastAsia"/>
+          <w:sz w:val="28"/>
+          <w:szCs w:val="28"/>
+        </w:rPr>
+        <w:t>面對政治失意時所展現的豁達精神。</w:t>
+      </w:r>
+    </w:p>
+    <w:p>
+      <w:pPr>
+        <w:spacing w:line="440" w:lineRule="exact"/>
+        <w:jc w:val="both"/>
+        <w:rPr>
+          <w:rFonts w:ascii="標楷體" w:eastAsia="標楷體" w:hAnsi="標楷體" w:hint="eastAsia"/>
+          <w:sz w:val="28"/>
+          <w:szCs w:val="28"/>
+        </w:rPr>
+      </w:pPr>
+      <w:r>
+        <w:rPr>
+          <w:rFonts w:ascii="標楷體" w:eastAsia="標楷體" w:hAnsi="標楷體" w:hint="eastAsia"/>
+          <w:sz w:val="28"/>
+          <w:szCs w:val="28"/>
+        </w:rPr>
+        <w:t xml:space="preserve">    </w:t>
+      </w:r>
+      <w:r>
+        <w:rPr>
+          <w:rFonts w:ascii="標楷體" w:eastAsia="標楷體" w:hAnsi="標楷體" w:hint="eastAsia"/>
+          <w:sz w:val="28"/>
+          <w:szCs w:val="28"/>
+        </w:rPr>
+        <w:t>下片的</w:t>
+      </w:r>
+      <w:proofErr w:type="gramStart"/>
+      <w:r>
+        <w:rPr>
+          <w:rFonts w:ascii="標楷體" w:eastAsia="標楷體" w:hAnsi="標楷體" w:hint="eastAsia"/>
+          <w:sz w:val="28"/>
+          <w:szCs w:val="28"/>
+        </w:rPr>
+        <w:t>情景由雨轉</w:t>
+      </w:r>
+      <w:proofErr w:type="gramEnd"/>
+      <w:r>
+        <w:rPr>
+          <w:rFonts w:ascii="標楷體" w:eastAsia="標楷體" w:hAnsi="標楷體" w:hint="eastAsia"/>
+          <w:sz w:val="28"/>
+          <w:szCs w:val="28"/>
+        </w:rPr>
+        <w:t>晴。「料峭</w:t>
+      </w:r>
+      <w:proofErr w:type="gramStart"/>
+      <w:r>
+        <w:rPr>
+          <w:rFonts w:ascii="標楷體" w:eastAsia="標楷體" w:hAnsi="標楷體" w:hint="eastAsia"/>
+          <w:sz w:val="28"/>
+          <w:szCs w:val="28"/>
+        </w:rPr>
+        <w:t>春風吹酒醒</w:t>
+      </w:r>
+      <w:proofErr w:type="gramEnd"/>
+      <w:r>
+        <w:rPr>
+          <w:rFonts w:ascii="標楷體" w:eastAsia="標楷體" w:hAnsi="標楷體" w:hint="eastAsia"/>
+          <w:sz w:val="28"/>
+          <w:szCs w:val="28"/>
+        </w:rPr>
+        <w:t>，</w:t>
+      </w:r>
+      <w:proofErr w:type="gramStart"/>
+      <w:r>
+        <w:rPr>
+          <w:rFonts w:ascii="標楷體" w:eastAsia="標楷體" w:hAnsi="標楷體" w:hint="eastAsia"/>
+          <w:sz w:val="28"/>
+          <w:szCs w:val="28"/>
+        </w:rPr>
+        <w:t>微冷</w:t>
+      </w:r>
+      <w:proofErr w:type="gramEnd"/>
+      <w:r>
+        <w:rPr>
+          <w:rFonts w:ascii="標楷體" w:eastAsia="標楷體" w:hAnsi="標楷體" w:hint="eastAsia"/>
+          <w:sz w:val="28"/>
+          <w:szCs w:val="28"/>
+        </w:rPr>
+        <w:t>」寫酒意醒來後感受到春風的寒意，氣氛似乎轉為清冷；然而「山頭斜照卻相迎」，夕陽又突然出現，使景色由冷轉暖，也為詞人的心境帶來轉折。最後三句「回首向來蕭瑟處，歸去，也無風雨也無晴」更</w:t>
+      </w:r>
+      <w:proofErr w:type="gramStart"/>
+      <w:r>
+        <w:rPr>
+          <w:rFonts w:ascii="標楷體" w:eastAsia="標楷體" w:hAnsi="標楷體" w:hint="eastAsia"/>
+          <w:sz w:val="28"/>
+          <w:szCs w:val="28"/>
+        </w:rPr>
+        <w:t>將全詞提升</w:t>
+      </w:r>
+      <w:proofErr w:type="gramEnd"/>
+      <w:r>
+        <w:rPr>
+          <w:rFonts w:ascii="標楷體" w:eastAsia="標楷體" w:hAnsi="標楷體" w:hint="eastAsia"/>
+          <w:sz w:val="28"/>
+          <w:szCs w:val="28"/>
+        </w:rPr>
+        <w:t>到人生哲理的層次。回頭看曾經風雨交加的地方，詞人發現，風雨和晴天其實都只是自然現象。當</w:t>
+      </w:r>
+      <w:proofErr w:type="gramStart"/>
+      <w:r>
+        <w:rPr>
+          <w:rFonts w:ascii="標楷體" w:eastAsia="標楷體" w:hAnsi="標楷體" w:hint="eastAsia"/>
+          <w:sz w:val="28"/>
+          <w:szCs w:val="28"/>
+        </w:rPr>
+        <w:t>一</w:t>
+      </w:r>
+      <w:proofErr w:type="gramEnd"/>
+      <w:r>
+        <w:rPr>
+          <w:rFonts w:ascii="標楷體" w:eastAsia="標楷體" w:hAnsi="標楷體" w:hint="eastAsia"/>
+          <w:sz w:val="28"/>
+          <w:szCs w:val="28"/>
+        </w:rPr>
+        <w:t>個人真正看淡得失、榮辱與外在環境，便不再被「風雨」或「晴」所左右。</w:t>
+      </w:r>
+    </w:p>
+    <w:p>
+      <w:pPr>
+        <w:spacing w:line="440" w:lineRule="exact"/>
+        <w:jc w:val="both"/>
+        <w:rPr>
+          <w:rFonts w:ascii="標楷體" w:eastAsia="標楷體" w:hAnsi="標楷體" w:hint="eastAsia"/>
+          <w:sz w:val="28"/>
+          <w:szCs w:val="28"/>
+        </w:rPr>
+      </w:pPr>
+      <w:r>
+        <w:rPr>
+          <w:rFonts w:ascii="標楷體" w:eastAsia="標楷體" w:hAnsi="標楷體" w:hint="eastAsia"/>
+          <w:sz w:val="28"/>
+          <w:szCs w:val="28"/>
+        </w:rPr>
+        <w:t xml:space="preserve">    </w:t>
+      </w:r>
+      <w:proofErr w:type="gramStart"/>
+      <w:r>
+        <w:rPr>
+          <w:rFonts w:ascii="標楷體" w:eastAsia="標楷體" w:hAnsi="標楷體" w:hint="eastAsia"/>
+          <w:sz w:val="28"/>
+          <w:szCs w:val="28"/>
+        </w:rPr>
+        <w:t>全詞最</w:t>
+      </w:r>
+      <w:proofErr w:type="gramEnd"/>
+      <w:r>
+        <w:rPr>
+          <w:rFonts w:ascii="標楷體" w:eastAsia="標楷體" w:hAnsi="標楷體" w:hint="eastAsia"/>
+          <w:sz w:val="28"/>
+          <w:szCs w:val="28"/>
+        </w:rPr>
+        <w:t>值得注意的是「風雨」的雙重意義。它既是真實的自然景象，也象徵人生中的挫折、</w:t>
+      </w:r>
+      <w:r>
+        <w:rPr>
+          <w:rFonts w:ascii="標楷體" w:eastAsia="標楷體" w:hAnsi="標楷體" w:hint="eastAsia"/>
+          <w:b/>
+          <w:bCs/>
+          <w:sz w:val="28"/>
+          <w:szCs w:val="28"/>
+        </w:rPr>
+        <w:t>困厄</w:t>
+      </w:r>
+      <w:r>
+        <w:rPr>
+          <w:rFonts w:ascii="標楷體" w:eastAsia="標楷體" w:hAnsi="標楷體" w:hint="eastAsia"/>
+          <w:sz w:val="28"/>
+          <w:szCs w:val="28"/>
+        </w:rPr>
+        <w:t>與政治風波。</w:t>
+      </w:r>
+      <w:r>
+        <w:rPr>
+          <w:rFonts w:ascii="標楷體" w:eastAsia="標楷體" w:hAnsi="標楷體" w:hint="eastAsia"/>
+          <w:sz w:val="28"/>
+          <w:szCs w:val="28"/>
+          <w:u w:val="single"/>
+        </w:rPr>
+        <w:t>蘇軾</w:t>
+      </w:r>
+      <w:r>
+        <w:rPr>
+          <w:rFonts w:ascii="標楷體" w:eastAsia="標楷體" w:hAnsi="標楷體" w:hint="eastAsia"/>
+          <w:sz w:val="28"/>
+          <w:szCs w:val="28"/>
+        </w:rPr>
+        <w:t>並沒有否認風雨的存在，而是選擇以平靜、幽默甚至瀟灑的態度面對。因此，〈定風波〉不只是描寫一次雨中行旅，更是一首表達人生態度的作品。它告訴我們，人生不可能永遠晴朗，真正的從容並不是沒有風雨，而是在風雨之中依然能夠保持自己的步伐與內心。這也使這首詞歷經千年，仍然具有深刻而動人的生命力量。</w:t>
+      </w:r>
+    </w:p>
+    <w:p>
+      <w:pPr>
+        <w:spacing w:beforeLines="50" w:before="180" w:line="440" w:lineRule="exact"/>
         <w:rPr>
           <w:rFonts w:ascii="標楷體" w:eastAsia="標楷體" w:hAnsi="標楷體"/>
           <w:sz w:val="32"/>
@@ -1029,561 +1690,6 @@
           <w:rFonts w:ascii="標楷體" w:eastAsia="標楷體" w:hAnsi="標楷體" w:hint="eastAsia"/>
           <w:sz w:val="32"/>
           <w:szCs w:val="32"/>
-          <w:bdr w:val="single" w:sz="4" w:space="0" w:color="auto"/>
-        </w:rPr>
-        <w:t>鑑賞</w:t>
-      </w:r>
-    </w:p>
-    <w:p>
-      <w:pPr>
-        <w:spacing w:line="420" w:lineRule="exact"/>
-        <w:rPr>
-          <w:rFonts w:ascii="標楷體" w:eastAsia="標楷體" w:hAnsi="標楷體"/>
-          <w:sz w:val="28"/>
-          <w:szCs w:val="28"/>
-        </w:rPr>
-      </w:pPr>
-      <w:r>
-        <w:rPr>
-          <w:rFonts w:ascii="標楷體" w:eastAsia="標楷體" w:hAnsi="標楷體" w:hint="eastAsia"/>
-          <w:sz w:val="28"/>
-          <w:szCs w:val="28"/>
-        </w:rPr>
-        <w:t xml:space="preserve">　　此詞作於</w:t>
-      </w:r>
-      <w:r>
-        <w:rPr>
-          <w:rFonts w:ascii="標楷體" w:eastAsia="標楷體" w:hAnsi="標楷體" w:hint="eastAsia"/>
-          <w:sz w:val="28"/>
-          <w:szCs w:val="28"/>
-          <w:u w:val="single"/>
-        </w:rPr>
-        <w:t>宋</w:t>
-      </w:r>
-      <w:r>
-        <w:rPr>
-          <w:rFonts w:ascii="標楷體" w:eastAsia="標楷體" w:hAnsi="標楷體" w:hint="eastAsia"/>
-          <w:sz w:val="28"/>
-          <w:szCs w:val="28"/>
-        </w:rPr>
-        <w:t xml:space="preserve"> </w:t>
-      </w:r>
-      <w:r>
-        <w:rPr>
-          <w:rFonts w:ascii="標楷體" w:eastAsia="標楷體" w:hAnsi="標楷體" w:hint="eastAsia"/>
-          <w:sz w:val="28"/>
-          <w:szCs w:val="28"/>
-          <w:u w:val="single"/>
-        </w:rPr>
-        <w:t>神宗</w:t>
-      </w:r>
-      <w:r>
-        <w:rPr>
-          <w:rFonts w:ascii="標楷體" w:eastAsia="標楷體" w:hAnsi="標楷體" w:hint="eastAsia"/>
-          <w:sz w:val="28"/>
-          <w:szCs w:val="28"/>
-        </w:rPr>
-        <w:t xml:space="preserve"> </w:t>
-      </w:r>
-      <w:r>
-        <w:rPr>
-          <w:rFonts w:ascii="標楷體" w:eastAsia="標楷體" w:hAnsi="標楷體" w:hint="eastAsia"/>
-          <w:sz w:val="28"/>
-          <w:szCs w:val="28"/>
-          <w:u w:val="single"/>
-        </w:rPr>
-        <w:t>元豐</w:t>
-      </w:r>
-      <w:r>
-        <w:rPr>
-          <w:rFonts w:ascii="標楷體" w:eastAsia="標楷體" w:hAnsi="標楷體" w:hint="eastAsia"/>
-          <w:sz w:val="28"/>
-          <w:szCs w:val="28"/>
-        </w:rPr>
-        <w:t>五年，爲</w:t>
-      </w:r>
-      <w:r>
-        <w:rPr>
-          <w:rFonts w:ascii="標楷體" w:eastAsia="標楷體" w:hAnsi="標楷體" w:hint="eastAsia"/>
-          <w:sz w:val="28"/>
-          <w:szCs w:val="28"/>
-          <w:u w:val="single"/>
-        </w:rPr>
-        <w:t>蘇軾</w:t>
-      </w:r>
-      <w:bookmarkStart w:id="1" w:name="_Hlk110329852"/>
-      <w:r>
-        <w:rPr>
-          <w:rFonts w:ascii="標楷體" w:eastAsia="標楷體" w:hAnsi="標楷體" w:hint="eastAsia"/>
-          <w:b/>
-          <w:bCs/>
-          <w:sz w:val="28"/>
-          <w:szCs w:val="28"/>
-        </w:rPr>
-        <w:t>貶謫</w:t>
-      </w:r>
-      <w:bookmarkEnd w:id="1"/>
-      <w:r>
-        <w:rPr>
-          <w:rFonts w:ascii="標楷體" w:eastAsia="標楷體" w:hAnsi="標楷體" w:hint="eastAsia"/>
-          <w:sz w:val="28"/>
-          <w:szCs w:val="28"/>
-          <w:u w:val="single"/>
-        </w:rPr>
-        <w:t>黃州</w:t>
-      </w:r>
-      <w:r>
-        <w:rPr>
-          <w:rFonts w:ascii="標楷體" w:eastAsia="標楷體" w:hAnsi="標楷體" w:hint="eastAsia"/>
-          <w:sz w:val="28"/>
-          <w:szCs w:val="28"/>
-        </w:rPr>
-        <w:t>後的第三年。</w:t>
-      </w:r>
-      <w:r>
-        <w:rPr>
-          <w:rFonts w:ascii="標楷體" w:eastAsia="標楷體" w:hAnsi="標楷體" w:hint="eastAsia"/>
-          <w:sz w:val="28"/>
-          <w:szCs w:val="28"/>
-        </w:rPr>
-        <w:t>首句“莫聽穿林打葉聲”，一方面</w:t>
-      </w:r>
-      <w:r>
-        <w:rPr>
-          <w:rFonts w:ascii="標楷體" w:eastAsia="標楷體" w:hAnsi="標楷體" w:hint="eastAsia"/>
-          <w:b/>
-          <w:bCs/>
-          <w:sz w:val="28"/>
-          <w:szCs w:val="28"/>
-        </w:rPr>
-        <w:t>渲染</w:t>
-      </w:r>
-      <w:r>
-        <w:rPr>
-          <w:rFonts w:ascii="標楷體" w:eastAsia="標楷體" w:hAnsi="標楷體" w:hint="eastAsia"/>
-          <w:sz w:val="28"/>
-          <w:szCs w:val="28"/>
-        </w:rPr>
-        <w:t>出雨驟風狂，另一方面又以“莫聽”二字點明外物不足</w:t>
-      </w:r>
-      <w:r>
-        <w:rPr>
-          <w:rFonts w:ascii="標楷體" w:eastAsia="標楷體" w:hAnsi="標楷體" w:hint="eastAsia"/>
-          <w:b/>
-          <w:bCs/>
-          <w:sz w:val="28"/>
-          <w:szCs w:val="28"/>
-        </w:rPr>
-        <w:t>縈懷</w:t>
-      </w:r>
-      <w:r>
-        <w:rPr>
-          <w:rFonts w:ascii="標楷體" w:eastAsia="標楷體" w:hAnsi="標楷體" w:hint="eastAsia"/>
-          <w:sz w:val="28"/>
-          <w:szCs w:val="28"/>
-        </w:rPr>
-        <w:t>之意。“何妨吟嘯且徐行”，是前一句的延伸。在雨中照常</w:t>
-      </w:r>
-      <w:r>
-        <w:rPr>
-          <w:rFonts w:ascii="標楷體" w:eastAsia="標楷體" w:hAnsi="標楷體" w:hint="eastAsia"/>
-          <w:b/>
-          <w:bCs/>
-          <w:sz w:val="28"/>
-          <w:szCs w:val="28"/>
-        </w:rPr>
-        <w:t>舒徐</w:t>
-      </w:r>
-      <w:r>
-        <w:rPr>
-          <w:rFonts w:ascii="標楷體" w:eastAsia="標楷體" w:hAnsi="標楷體" w:hint="eastAsia"/>
-          <w:sz w:val="28"/>
-          <w:szCs w:val="28"/>
-        </w:rPr>
-        <w:t>行步，呼應小序“同行皆狼狽，</w:t>
-      </w:r>
-      <w:r>
-        <w:rPr>
-          <w:rFonts w:ascii="標楷體" w:eastAsia="標楷體" w:hAnsi="標楷體" w:hint="eastAsia"/>
-          <w:sz w:val="28"/>
-          <w:szCs w:val="28"/>
-        </w:rPr>
-        <w:t>余</w:t>
-      </w:r>
-      <w:r>
-        <w:rPr>
-          <w:rFonts w:ascii="標楷體" w:eastAsia="標楷體" w:hAnsi="標楷體" w:hint="eastAsia"/>
-          <w:sz w:val="28"/>
-          <w:szCs w:val="28"/>
-        </w:rPr>
-        <w:t>獨不覺”，又引出下文“誰怕”即不怕來。徐行而又吟嘯，是加倍寫；“何妨”二字透出一點俏皮，更增加挑戰色彩。首兩句是全篇</w:t>
-      </w:r>
-      <w:bookmarkStart w:id="2" w:name="_Hlk110330309"/>
-      <w:r>
-        <w:rPr>
-          <w:rFonts w:ascii="標楷體" w:eastAsia="標楷體" w:hAnsi="標楷體" w:hint="eastAsia"/>
-          <w:b/>
-          <w:bCs/>
-          <w:sz w:val="28"/>
-          <w:szCs w:val="28"/>
-        </w:rPr>
-        <w:t>樞紐</w:t>
-      </w:r>
-      <w:bookmarkEnd w:id="2"/>
-      <w:r>
-        <w:rPr>
-          <w:rFonts w:ascii="標楷體" w:eastAsia="標楷體" w:hAnsi="標楷體" w:hint="eastAsia"/>
-          <w:sz w:val="28"/>
-          <w:szCs w:val="28"/>
-        </w:rPr>
-        <w:t>，以下詞情都是由此生</w:t>
-      </w:r>
-      <w:r>
-        <w:rPr>
-          <w:rFonts w:ascii="標楷體" w:eastAsia="標楷體" w:hAnsi="標楷體" w:hint="eastAsia"/>
-          <w:sz w:val="28"/>
-          <w:szCs w:val="28"/>
-        </w:rPr>
-        <w:t>發</w:t>
-      </w:r>
-      <w:r>
-        <w:rPr>
-          <w:rFonts w:ascii="標楷體" w:eastAsia="標楷體" w:hAnsi="標楷體" w:hint="eastAsia"/>
-          <w:sz w:val="28"/>
-          <w:szCs w:val="28"/>
-        </w:rPr>
-        <w:t>。</w:t>
-      </w:r>
-    </w:p>
-    <w:p>
-      <w:pPr>
-        <w:spacing w:line="420" w:lineRule="exact"/>
-        <w:rPr>
-          <w:rFonts w:ascii="標楷體" w:eastAsia="標楷體" w:hAnsi="標楷體"/>
-          <w:sz w:val="28"/>
-          <w:szCs w:val="28"/>
-        </w:rPr>
-      </w:pPr>
-      <w:r>
-        <w:rPr>
-          <w:rFonts w:ascii="標楷體" w:eastAsia="標楷體" w:hAnsi="標楷體" w:hint="eastAsia"/>
-          <w:sz w:val="28"/>
-          <w:szCs w:val="28"/>
-        </w:rPr>
-        <w:t>“竹杖芒鞋輕勝馬”，寫詞人竹杖芒鞋，頂風衝雨，從容前行，以“輕勝馬”的自我感受，傳達出一種</w:t>
-      </w:r>
-      <w:r>
-        <w:rPr>
-          <w:rFonts w:ascii="標楷體" w:eastAsia="標楷體" w:hAnsi="標楷體" w:hint="eastAsia"/>
-          <w:b/>
-          <w:bCs/>
-          <w:sz w:val="28"/>
-          <w:szCs w:val="28"/>
-        </w:rPr>
-        <w:t>搏擊</w:t>
-      </w:r>
-      <w:r>
-        <w:rPr>
-          <w:rFonts w:ascii="標楷體" w:eastAsia="標楷體" w:hAnsi="標楷體" w:hint="eastAsia"/>
-          <w:sz w:val="28"/>
-          <w:szCs w:val="28"/>
-        </w:rPr>
-        <w:t>風雨、</w:t>
-      </w:r>
-      <w:r>
-        <w:rPr>
-          <w:rFonts w:ascii="標楷體" w:eastAsia="標楷體" w:hAnsi="標楷體" w:hint="eastAsia"/>
-          <w:b/>
-          <w:bCs/>
-          <w:sz w:val="28"/>
-          <w:szCs w:val="28"/>
-        </w:rPr>
-        <w:t>笑傲</w:t>
-      </w:r>
-      <w:r>
-        <w:rPr>
-          <w:rFonts w:ascii="標楷體" w:eastAsia="標楷體" w:hAnsi="標楷體" w:hint="eastAsia"/>
-          <w:sz w:val="28"/>
-          <w:szCs w:val="28"/>
-        </w:rPr>
-        <w:t>人生的輕鬆、喜悅和</w:t>
-      </w:r>
-      <w:r>
-        <w:rPr>
-          <w:rFonts w:ascii="標楷體" w:eastAsia="標楷體" w:hAnsi="標楷體" w:hint="eastAsia"/>
-          <w:b/>
-          <w:bCs/>
-          <w:sz w:val="28"/>
-          <w:szCs w:val="28"/>
-        </w:rPr>
-        <w:t>豪邁</w:t>
-      </w:r>
-      <w:r>
-        <w:rPr>
-          <w:rFonts w:ascii="標楷體" w:eastAsia="標楷體" w:hAnsi="標楷體" w:hint="eastAsia"/>
-          <w:sz w:val="28"/>
-          <w:szCs w:val="28"/>
-        </w:rPr>
-        <w:t>之情。“一蓑煙雨任平生”，此句更進一步，由眼前風雨推及整個人生，有力地強化了作者面對人生的風風雨雨而</w:t>
-      </w:r>
-      <w:bookmarkStart w:id="3" w:name="_Hlk110330693"/>
-      <w:r>
-        <w:rPr>
-          <w:rFonts w:ascii="標楷體" w:eastAsia="標楷體" w:hAnsi="標楷體" w:hint="eastAsia"/>
-          <w:b/>
-          <w:bCs/>
-          <w:sz w:val="28"/>
-          <w:szCs w:val="28"/>
-        </w:rPr>
-        <w:t>我行我素</w:t>
-      </w:r>
-      <w:bookmarkEnd w:id="3"/>
-      <w:r>
-        <w:rPr>
-          <w:rFonts w:ascii="標楷體" w:eastAsia="標楷體" w:hAnsi="標楷體" w:hint="eastAsia"/>
-          <w:sz w:val="28"/>
-          <w:szCs w:val="28"/>
-        </w:rPr>
-        <w:t>、不畏坎坷的超然情懷。</w:t>
-      </w:r>
-    </w:p>
-    <w:p>
-      <w:pPr>
-        <w:spacing w:line="420" w:lineRule="exact"/>
-        <w:rPr>
-          <w:rFonts w:ascii="標楷體" w:eastAsia="標楷體" w:hAnsi="標楷體"/>
-          <w:sz w:val="28"/>
-          <w:szCs w:val="28"/>
-        </w:rPr>
-      </w:pPr>
-      <w:r>
-        <w:rPr>
-          <w:rFonts w:ascii="標楷體" w:eastAsia="標楷體" w:hAnsi="標楷體" w:hint="eastAsia"/>
-          <w:sz w:val="28"/>
-          <w:szCs w:val="28"/>
-        </w:rPr>
-        <w:t xml:space="preserve">　　</w:t>
-      </w:r>
-      <w:r>
-        <w:rPr>
-          <w:rFonts w:ascii="標楷體" w:eastAsia="標楷體" w:hAnsi="標楷體" w:hint="eastAsia"/>
-          <w:sz w:val="28"/>
-          <w:szCs w:val="28"/>
-        </w:rPr>
-        <w:t>以上數句，表現出</w:t>
-      </w:r>
-      <w:r>
-        <w:rPr>
-          <w:rFonts w:ascii="標楷體" w:eastAsia="標楷體" w:hAnsi="標楷體" w:hint="eastAsia"/>
-          <w:b/>
-          <w:bCs/>
-          <w:sz w:val="28"/>
-          <w:szCs w:val="28"/>
-        </w:rPr>
-        <w:t>曠達超逸</w:t>
-      </w:r>
-      <w:r>
-        <w:rPr>
-          <w:rFonts w:ascii="標楷體" w:eastAsia="標楷體" w:hAnsi="標楷體" w:hint="eastAsia"/>
-          <w:sz w:val="28"/>
-          <w:szCs w:val="28"/>
-        </w:rPr>
-        <w:t>的胸襟，充滿</w:t>
-      </w:r>
-      <w:r>
-        <w:rPr>
-          <w:rFonts w:ascii="標楷體" w:eastAsia="標楷體" w:hAnsi="標楷體" w:hint="eastAsia"/>
-          <w:b/>
-          <w:bCs/>
-          <w:sz w:val="28"/>
-          <w:szCs w:val="28"/>
-        </w:rPr>
-        <w:t>清曠</w:t>
-      </w:r>
-      <w:r>
-        <w:rPr>
-          <w:rFonts w:ascii="標楷體" w:eastAsia="標楷體" w:hAnsi="標楷體" w:hint="eastAsia"/>
-          <w:sz w:val="28"/>
-          <w:szCs w:val="28"/>
-        </w:rPr>
-        <w:t>豪放之氣，</w:t>
-      </w:r>
-      <w:r>
-        <w:rPr>
-          <w:rFonts w:ascii="標楷體" w:eastAsia="標楷體" w:hAnsi="標楷體" w:hint="eastAsia"/>
-          <w:b/>
-          <w:bCs/>
-          <w:sz w:val="28"/>
-          <w:szCs w:val="28"/>
-        </w:rPr>
-        <w:t>寄寓</w:t>
-      </w:r>
-      <w:r>
-        <w:rPr>
-          <w:rFonts w:ascii="標楷體" w:eastAsia="標楷體" w:hAnsi="標楷體" w:hint="eastAsia"/>
-          <w:sz w:val="28"/>
-          <w:szCs w:val="28"/>
-        </w:rPr>
-        <w:t>著</w:t>
-      </w:r>
-      <w:r>
-        <w:rPr>
-          <w:rFonts w:ascii="標楷體" w:eastAsia="標楷體" w:hAnsi="標楷體" w:hint="eastAsia"/>
-          <w:sz w:val="28"/>
-          <w:szCs w:val="28"/>
-        </w:rPr>
-        <w:t>獨到的人生感悟，讀來使人耳目爲之一新，心胸爲之舒闊。</w:t>
-      </w:r>
-    </w:p>
-    <w:p>
-      <w:pPr>
-        <w:spacing w:line="420" w:lineRule="exact"/>
-        <w:rPr>
-          <w:rFonts w:ascii="標楷體" w:eastAsia="標楷體" w:hAnsi="標楷體"/>
-          <w:sz w:val="28"/>
-          <w:szCs w:val="28"/>
-        </w:rPr>
-      </w:pPr>
-      <w:r>
-        <w:rPr>
-          <w:rFonts w:ascii="標楷體" w:eastAsia="標楷體" w:hAnsi="標楷體" w:hint="eastAsia"/>
-          <w:sz w:val="28"/>
-          <w:szCs w:val="28"/>
-        </w:rPr>
-        <w:t xml:space="preserve">　　</w:t>
-      </w:r>
-      <w:r>
-        <w:rPr>
-          <w:rFonts w:ascii="標楷體" w:eastAsia="標楷體" w:hAnsi="標楷體" w:hint="eastAsia"/>
-          <w:b/>
-          <w:bCs/>
-          <w:sz w:val="28"/>
-          <w:szCs w:val="28"/>
-        </w:rPr>
-        <w:t>過片</w:t>
-      </w:r>
-      <w:r>
-        <w:rPr>
-          <w:rFonts w:ascii="標楷體" w:eastAsia="標楷體" w:hAnsi="標楷體" w:hint="eastAsia"/>
-          <w:sz w:val="28"/>
-          <w:szCs w:val="28"/>
-        </w:rPr>
-        <w:t>到“山頭斜照卻相迎”三句，是寫雨過天晴的景象。這幾句既與上片所寫風雨對應，又爲下文所發人生感慨作</w:t>
-      </w:r>
-      <w:r>
-        <w:rPr>
-          <w:rFonts w:ascii="標楷體" w:eastAsia="標楷體" w:hAnsi="標楷體" w:hint="eastAsia"/>
-          <w:b/>
-          <w:bCs/>
-          <w:sz w:val="28"/>
-          <w:szCs w:val="28"/>
-        </w:rPr>
-        <w:t>鋪墊</w:t>
-      </w:r>
-      <w:r>
-        <w:rPr>
-          <w:rFonts w:ascii="標楷體" w:eastAsia="標楷體" w:hAnsi="標楷體" w:hint="eastAsia"/>
-          <w:sz w:val="28"/>
-          <w:szCs w:val="28"/>
-        </w:rPr>
-        <w:t>。</w:t>
-      </w:r>
-    </w:p>
-    <w:p>
-      <w:pPr>
-        <w:spacing w:line="420" w:lineRule="exact"/>
-        <w:rPr>
-          <w:rFonts w:ascii="標楷體" w:eastAsia="標楷體" w:hAnsi="標楷體"/>
-          <w:sz w:val="28"/>
-          <w:szCs w:val="28"/>
-        </w:rPr>
-      </w:pPr>
-      <w:r>
-        <w:rPr>
-          <w:rFonts w:ascii="標楷體" w:eastAsia="標楷體" w:hAnsi="標楷體" w:hint="eastAsia"/>
-          <w:sz w:val="28"/>
-          <w:szCs w:val="28"/>
-        </w:rPr>
-        <w:t xml:space="preserve">　　</w:t>
-      </w:r>
-      <w:r>
-        <w:rPr>
-          <w:rFonts w:ascii="標楷體" w:eastAsia="標楷體" w:hAnsi="標楷體" w:hint="eastAsia"/>
-          <w:sz w:val="28"/>
-          <w:szCs w:val="28"/>
-        </w:rPr>
-        <w:t>結尾“回首向來蕭瑟處，歸去，也無風雨也無晴。”這飽含人生哲理意味的</w:t>
-      </w:r>
-      <w:r>
-        <w:rPr>
-          <w:rFonts w:ascii="標楷體" w:eastAsia="標楷體" w:hAnsi="標楷體" w:hint="eastAsia"/>
-          <w:b/>
-          <w:bCs/>
-          <w:sz w:val="28"/>
-          <w:szCs w:val="28"/>
-        </w:rPr>
-        <w:t>點睛</w:t>
-      </w:r>
-      <w:r>
-        <w:rPr>
-          <w:rFonts w:ascii="標楷體" w:eastAsia="標楷體" w:hAnsi="標楷體" w:hint="eastAsia"/>
-          <w:sz w:val="28"/>
-          <w:szCs w:val="28"/>
-        </w:rPr>
-        <w:t>之筆，道出了詞人在大自然微妙的一瞬所獲得的頓悟和啓示：自然界的雨晴既屬尋常，毫無差別，社會人生中的政治風雲、榮辱得失又何足掛齒？句中“蕭瑟”二字，意謂風雨之聲，與上片“穿林打葉聲”相應和。“風雨”二字，一語雙關，既指野外途中所遇風雨，又暗指幾乎致他於死地的政治“風雨”和人生險途。</w:t>
-      </w:r>
-    </w:p>
-    <w:p>
-      <w:pPr>
-        <w:spacing w:line="420" w:lineRule="exact"/>
-        <w:rPr>
-          <w:rFonts w:ascii="標楷體" w:eastAsia="標楷體" w:hAnsi="標楷體"/>
-          <w:sz w:val="28"/>
-          <w:szCs w:val="28"/>
-        </w:rPr>
-      </w:pPr>
-      <w:r>
-        <w:rPr>
-          <w:rFonts w:ascii="標楷體" w:eastAsia="標楷體" w:hAnsi="標楷體" w:hint="eastAsia"/>
-          <w:sz w:val="28"/>
-          <w:szCs w:val="28"/>
-        </w:rPr>
-        <w:t>(以上資料出處：</w:t>
-      </w:r>
-      <w:hyperlink r:id="rId8" w:history="1">
-        <w:r>
-          <w:rPr>
-            <w:rStyle w:val="a4"/>
-            <w:rFonts w:ascii="標楷體" w:eastAsia="標楷體" w:hAnsi="標楷體"/>
-            <w:sz w:val="28"/>
-            <w:szCs w:val="28"/>
-          </w:rPr>
-          <w:t>https://bit.ly/3oOgOMa</w:t>
-        </w:r>
-      </w:hyperlink>
-      <w:r>
-        <w:rPr>
-          <w:rFonts w:ascii="標楷體" w:eastAsia="標楷體" w:hAnsi="標楷體"/>
-          <w:sz w:val="28"/>
-          <w:szCs w:val="28"/>
-        </w:rPr>
-        <w:t>)</w:t>
-      </w:r>
-    </w:p>
-    <w:p>
-      <w:pPr>
-        <w:spacing w:beforeLines="50" w:before="180" w:line="440" w:lineRule="exact"/>
-        <w:rPr>
-          <w:rFonts w:ascii="標楷體" w:eastAsia="標楷體" w:hAnsi="標楷體"/>
-          <w:sz w:val="36"/>
-          <w:szCs w:val="36"/>
-        </w:rPr>
-      </w:pPr>
-      <w:r>
-        <w:rPr>
-          <w:rFonts w:ascii="標楷體" w:eastAsia="標楷體" w:hAnsi="標楷體" w:hint="eastAsia"/>
-          <w:sz w:val="36"/>
-          <w:szCs w:val="36"/>
           <w:bdr w:val="single" w:sz="4" w:space="0" w:color="auto"/>
         </w:rPr>
         <w:t>補充</w:t>
@@ -1596,69 +1702,47 @@
           <w:ilvl w:val="0"/>
           <w:numId w:val="5"/>
         </w:numPr>
-        <w:spacing w:line="400" w:lineRule="exact"/>
-        <w:ind w:leftChars="0"/>
+        <w:spacing w:line="440" w:lineRule="exact"/>
+        <w:ind w:leftChars="0" w:left="284" w:hanging="284"/>
         <w:rPr>
           <w:rFonts w:ascii="標楷體" w:eastAsia="標楷體" w:hAnsi="標楷體"/>
           <w:sz w:val="28"/>
           <w:szCs w:val="28"/>
         </w:rPr>
       </w:pPr>
-      <w:r>
-        <w:rPr>
-          <w:rFonts w:ascii="標楷體" w:eastAsia="標楷體" w:hAnsi="標楷體" w:hint="eastAsia"/>
-          <w:sz w:val="28"/>
-          <w:szCs w:val="28"/>
-        </w:rPr>
-        <w:t>困頓</w:t>
-      </w:r>
-    </w:p>
-    <w:p>
-      <w:pPr>
-        <w:pStyle w:val="a6"/>
-        <w:numPr>
-          <w:ilvl w:val="0"/>
-          <w:numId w:val="13"/>
-        </w:numPr>
-        <w:spacing w:line="400" w:lineRule="exact"/>
-        <w:ind w:leftChars="0"/>
-        <w:rPr>
-          <w:rFonts w:ascii="標楷體" w:eastAsia="標楷體" w:hAnsi="標楷體"/>
-          <w:sz w:val="28"/>
-          <w:szCs w:val="28"/>
-        </w:rPr>
-      </w:pPr>
-      <w:r>
-        <w:rPr>
-          <w:rFonts w:ascii="標楷體" w:eastAsia="標楷體" w:hAnsi="標楷體" w:hint="eastAsia"/>
-          <w:sz w:val="28"/>
-          <w:szCs w:val="28"/>
-        </w:rPr>
-        <w:t>疲倦勞累。【例】不堪長期旅途困頓，他終於病倒了！</w:t>
-      </w:r>
-    </w:p>
-    <w:p>
-      <w:pPr>
-        <w:pStyle w:val="a6"/>
-        <w:numPr>
-          <w:ilvl w:val="0"/>
-          <w:numId w:val="13"/>
-        </w:numPr>
-        <w:spacing w:line="400" w:lineRule="exact"/>
-        <w:ind w:leftChars="0"/>
-        <w:rPr>
-          <w:rFonts w:ascii="標楷體" w:eastAsia="標楷體" w:hAnsi="標楷體"/>
-          <w:sz w:val="28"/>
-          <w:szCs w:val="28"/>
-        </w:rPr>
-      </w:pPr>
-      <w:r>
-        <w:rPr>
-          <w:rFonts w:ascii="標楷體" w:eastAsia="標楷體" w:hAnsi="標楷體" w:hint="eastAsia"/>
-          <w:sz w:val="28"/>
-          <w:szCs w:val="28"/>
-        </w:rPr>
-        <w:t>生活困苦。【例】現今仍有許多生活困頓的貧戶，亟需社會大眾伸出援手！</w:t>
+      <w:proofErr w:type="gramStart"/>
+      <w:r>
+        <w:rPr>
+          <w:rFonts w:ascii="標楷體" w:eastAsia="標楷體" w:hAnsi="標楷體" w:hint="eastAsia"/>
+          <w:sz w:val="28"/>
+          <w:szCs w:val="28"/>
+        </w:rPr>
+        <w:t>曠</w:t>
+      </w:r>
+      <w:proofErr w:type="gramEnd"/>
+      <w:r>
+        <w:rPr>
+          <w:rFonts w:ascii="標楷體" w:eastAsia="標楷體" w:hAnsi="標楷體" w:hint="eastAsia"/>
+          <w:sz w:val="28"/>
+          <w:szCs w:val="28"/>
+        </w:rPr>
+        <w:t>達</w:t>
+      </w:r>
+      <w:r>
+        <w:rPr>
+          <w:rFonts w:ascii="標楷體" w:eastAsia="標楷體" w:hAnsi="標楷體" w:hint="eastAsia"/>
+          <w:sz w:val="28"/>
+          <w:szCs w:val="28"/>
+        </w:rPr>
+        <w:t>：</w:t>
+      </w:r>
+      <w:r>
+        <w:rPr>
+          <w:rFonts w:ascii="標楷體" w:eastAsia="標楷體" w:hAnsi="標楷體" w:hint="eastAsia"/>
+          <w:sz w:val="28"/>
+          <w:szCs w:val="28"/>
+        </w:rPr>
+        <w:t>心胸開闊、豁達，不拘泥於得失。面對人生的挫折與困境，能保持開朗、從容的心態，不過度計較。</w:t>
       </w:r>
     </w:p>
     <w:p>
@@ -1668,8 +1752,8 @@
           <w:ilvl w:val="0"/>
           <w:numId w:val="5"/>
         </w:numPr>
-        <w:spacing w:line="400" w:lineRule="exact"/>
-        <w:ind w:leftChars="0"/>
+        <w:spacing w:line="440" w:lineRule="exact"/>
+        <w:ind w:leftChars="0" w:left="284" w:hanging="284"/>
         <w:rPr>
           <w:rFonts w:ascii="標楷體" w:eastAsia="標楷體" w:hAnsi="標楷體"/>
           <w:sz w:val="28"/>
@@ -1682,81 +1766,23 @@
           <w:sz w:val="28"/>
           <w:szCs w:val="28"/>
         </w:rPr>
-        <w:t>窘</w:t>
-      </w:r>
-      <w:r>
-        <w:rPr>
-          <w:rFonts w:ascii="標楷體" w:eastAsia="標楷體" w:hAnsi="標楷體" w:hint="eastAsia"/>
-          <w:sz w:val="28"/>
-          <w:szCs w:val="28"/>
-        </w:rPr>
-        <w:t>(</w:t>
-      </w:r>
-      <w:r>
-        <w:rPr>
-          <w:rFonts w:ascii="標楷體" w:eastAsia="標楷體" w:hAnsi="標楷體" w:hint="eastAsia"/>
-          <w:color w:val="FF0000"/>
-          <w:sz w:val="16"/>
-          <w:szCs w:val="16"/>
-        </w:rPr>
-        <w:t>ㄐㄩㄥˇ</w:t>
-      </w:r>
-      <w:r>
-        <w:rPr>
-          <w:rFonts w:ascii="標楷體" w:eastAsia="標楷體" w:hAnsi="標楷體" w:hint="eastAsia"/>
-          <w:sz w:val="28"/>
-          <w:szCs w:val="28"/>
-        </w:rPr>
-        <w:t>)</w:t>
-      </w:r>
-      <w:r>
-        <w:rPr>
-          <w:rFonts w:ascii="標楷體" w:eastAsia="標楷體" w:hAnsi="標楷體" w:hint="eastAsia"/>
-          <w:sz w:val="28"/>
-          <w:szCs w:val="28"/>
-        </w:rPr>
-        <w:t>迫：艱困急迫。</w:t>
-      </w:r>
-    </w:p>
-    <w:p>
-      <w:pPr>
-        <w:pStyle w:val="a6"/>
-        <w:spacing w:line="400" w:lineRule="exact"/>
-        <w:ind w:leftChars="0"/>
-        <w:rPr>
-          <w:rFonts w:ascii="標楷體" w:eastAsia="標楷體" w:hAnsi="標楷體"/>
-          <w:spacing w:val="-10"/>
-          <w:sz w:val="28"/>
-          <w:szCs w:val="28"/>
-        </w:rPr>
-      </w:pPr>
-      <w:r>
-        <w:rPr>
-          <w:rFonts w:ascii="標楷體" w:eastAsia="標楷體" w:hAnsi="標楷體" w:hint="eastAsia"/>
-          <w:spacing w:val="-10"/>
-          <w:sz w:val="28"/>
-          <w:szCs w:val="28"/>
-        </w:rPr>
-        <w:t>【例】就在錢包被扒(</w:t>
-      </w:r>
-      <w:r>
-        <w:rPr>
-          <w:rFonts w:ascii="標楷體" w:eastAsia="標楷體" w:hAnsi="標楷體" w:hint="eastAsia"/>
-          <w:color w:val="FF0000"/>
-          <w:spacing w:val="-10"/>
-          <w:sz w:val="16"/>
-          <w:szCs w:val="16"/>
-        </w:rPr>
-        <w:t>ㄆㄚˊ</w:t>
-      </w:r>
-      <w:r>
-        <w:rPr>
-          <w:rFonts w:ascii="標楷體" w:eastAsia="標楷體" w:hAnsi="標楷體" w:hint="eastAsia"/>
-          <w:spacing w:val="-10"/>
-          <w:sz w:val="28"/>
-          <w:szCs w:val="28"/>
-        </w:rPr>
-        <w:t>)，無錢付帳的窘迫之際，他適時出現替我解決了問題。</w:t>
+        <w:t>灑脫</w:t>
+      </w:r>
+      <w:r>
+        <w:rPr>
+          <w:rFonts w:ascii="標楷體" w:eastAsia="標楷體" w:hAnsi="標楷體" w:hint="eastAsia"/>
+          <w:sz w:val="28"/>
+          <w:szCs w:val="28"/>
+        </w:rPr>
+        <w:t>：</w:t>
+      </w:r>
+      <w:r>
+        <w:rPr>
+          <w:rFonts w:ascii="標楷體" w:eastAsia="標楷體" w:hAnsi="標楷體" w:hint="eastAsia"/>
+          <w:sz w:val="28"/>
+          <w:szCs w:val="28"/>
+        </w:rPr>
+        <w:t>自由自在、不受拘束，做事自然大方。不被外在環境或得失所牽絆，能按照自己的心意自在生活。</w:t>
       </w:r>
     </w:p>
     <w:p>
@@ -1766,62 +1792,37 @@
           <w:ilvl w:val="0"/>
           <w:numId w:val="5"/>
         </w:numPr>
-        <w:spacing w:line="400" w:lineRule="exact"/>
-        <w:ind w:leftChars="0"/>
+        <w:spacing w:line="440" w:lineRule="exact"/>
+        <w:ind w:leftChars="0" w:left="284" w:hanging="284"/>
         <w:rPr>
           <w:rFonts w:ascii="標楷體" w:eastAsia="標楷體" w:hAnsi="標楷體"/>
-          <w:spacing w:val="-10"/>
-          <w:sz w:val="28"/>
-          <w:szCs w:val="28"/>
-        </w:rPr>
-      </w:pPr>
-      <w:r>
-        <w:rPr>
-          <w:rFonts w:ascii="標楷體" w:eastAsia="標楷體" w:hAnsi="標楷體" w:hint="eastAsia"/>
-          <w:spacing w:val="-10"/>
-          <w:sz w:val="28"/>
-          <w:szCs w:val="28"/>
-        </w:rPr>
-        <w:t>自怨自艾(</w:t>
-      </w:r>
-      <w:r>
-        <w:rPr>
-          <w:rFonts w:ascii="標楷體" w:eastAsia="標楷體" w:hAnsi="標楷體" w:hint="eastAsia"/>
-          <w:color w:val="FF0000"/>
-          <w:spacing w:val="-10"/>
-          <w:sz w:val="16"/>
-          <w:szCs w:val="16"/>
-        </w:rPr>
-        <w:t>ㄧˋ</w:t>
-      </w:r>
-      <w:r>
-        <w:rPr>
-          <w:rFonts w:ascii="標楷體" w:eastAsia="標楷體" w:hAnsi="標楷體" w:hint="eastAsia"/>
-          <w:spacing w:val="-10"/>
-          <w:sz w:val="28"/>
-          <w:szCs w:val="28"/>
-        </w:rPr>
-        <w:t>)：原指悔恨自己所犯的錯誤而加以改正。今則指自我悔恨、責備。</w:t>
-      </w:r>
-    </w:p>
-    <w:p>
-      <w:pPr>
-        <w:pStyle w:val="a6"/>
-        <w:spacing w:line="400" w:lineRule="exact"/>
-        <w:ind w:leftChars="0"/>
-        <w:rPr>
-          <w:rFonts w:ascii="標楷體" w:eastAsia="標楷體" w:hAnsi="標楷體"/>
-          <w:sz w:val="28"/>
-          <w:szCs w:val="28"/>
-        </w:rPr>
-      </w:pPr>
-      <w:r>
-        <w:rPr>
-          <w:rFonts w:ascii="標楷體" w:eastAsia="標楷體" w:hAnsi="標楷體" w:hint="eastAsia"/>
-          <w:sz w:val="28"/>
-          <w:szCs w:val="28"/>
-        </w:rPr>
-        <w:t>【例】問題既然發生了，就應該力謀解決之道；一味自怨自艾是無濟於事的。</w:t>
+          <w:sz w:val="28"/>
+          <w:szCs w:val="28"/>
+        </w:rPr>
+      </w:pPr>
+      <w:r>
+        <w:rPr>
+          <w:rFonts w:ascii="標楷體" w:eastAsia="標楷體" w:hAnsi="標楷體" w:hint="eastAsia"/>
+          <w:sz w:val="28"/>
+          <w:szCs w:val="28"/>
+        </w:rPr>
+        <w:t>突如其來</w:t>
+      </w:r>
+      <w:r>
+        <w:rPr>
+          <w:rFonts w:ascii="標楷體" w:eastAsia="標楷體" w:hAnsi="標楷體" w:hint="eastAsia"/>
+          <w:sz w:val="28"/>
+          <w:szCs w:val="28"/>
+        </w:rPr>
+        <w:t>：</w:t>
+      </w:r>
+      <w:r>
+        <w:rPr>
+          <w:rFonts w:ascii="標楷體" w:eastAsia="標楷體" w:hAnsi="標楷體" w:hint="eastAsia"/>
+          <w:sz w:val="28"/>
+          <w:szCs w:val="28"/>
+        </w:rPr>
+        <w:t>事情突然發生，出乎意料。原本沒有預料到的事情突然出現，例如突然下起大雨。</w:t>
       </w:r>
     </w:p>
     <w:p>
@@ -1831,8 +1832,8 @@
           <w:ilvl w:val="0"/>
           <w:numId w:val="5"/>
         </w:numPr>
-        <w:spacing w:line="400" w:lineRule="exact"/>
-        <w:ind w:leftChars="0"/>
+        <w:spacing w:line="440" w:lineRule="exact"/>
+        <w:ind w:leftChars="0" w:left="284" w:hanging="284"/>
         <w:rPr>
           <w:rFonts w:ascii="標楷體" w:eastAsia="標楷體" w:hAnsi="標楷體"/>
           <w:sz w:val="28"/>
@@ -1845,27 +1846,41 @@
           <w:sz w:val="28"/>
           <w:szCs w:val="28"/>
         </w:rPr>
-        <w:t>蠻荒：偏遠、未開化的地方。</w:t>
-      </w:r>
-    </w:p>
-    <w:p>
-      <w:pPr>
-        <w:pStyle w:val="a6"/>
-        <w:spacing w:line="400" w:lineRule="exact"/>
-        <w:ind w:leftChars="0"/>
-        <w:rPr>
-          <w:rFonts w:ascii="標楷體" w:eastAsia="標楷體" w:hAnsi="標楷體"/>
-          <w:sz w:val="28"/>
-          <w:szCs w:val="28"/>
-        </w:rPr>
-      </w:pPr>
-      <w:r>
-        <w:rPr>
-          <w:rFonts w:ascii="標楷體" w:eastAsia="標楷體" w:hAnsi="標楷體" w:hint="eastAsia"/>
-          <w:sz w:val="28"/>
-          <w:szCs w:val="28"/>
-        </w:rPr>
-        <w:t>【例】他喜好挑戰性的生活，因此常隻身前往蠻荒地區探險。</w:t>
+        <w:t>最具氣魄</w:t>
+      </w:r>
+      <w:r>
+        <w:rPr>
+          <w:rFonts w:ascii="標楷體" w:eastAsia="標楷體" w:hAnsi="標楷體" w:hint="eastAsia"/>
+          <w:sz w:val="28"/>
+          <w:szCs w:val="28"/>
+        </w:rPr>
+        <w:t>：</w:t>
+      </w:r>
+      <w:r>
+        <w:rPr>
+          <w:rFonts w:ascii="標楷體" w:eastAsia="標楷體" w:hAnsi="標楷體" w:hint="eastAsia"/>
+          <w:sz w:val="28"/>
+          <w:szCs w:val="28"/>
+        </w:rPr>
+        <w:t>最能表現出豪邁、有膽識、有氣勢的精神。形容人的胸襟、氣度或言語十分豪邁，具有不畏困難的力量。本文中「誰怕？</w:t>
+      </w:r>
+      <w:proofErr w:type="gramStart"/>
+      <w:r>
+        <w:rPr>
+          <w:rFonts w:ascii="標楷體" w:eastAsia="標楷體" w:hAnsi="標楷體" w:hint="eastAsia"/>
+          <w:sz w:val="28"/>
+          <w:szCs w:val="28"/>
+        </w:rPr>
+        <w:t>一蓑</w:t>
+      </w:r>
+      <w:proofErr w:type="gramEnd"/>
+      <w:r>
+        <w:rPr>
+          <w:rFonts w:ascii="標楷體" w:eastAsia="標楷體" w:hAnsi="標楷體" w:hint="eastAsia"/>
+          <w:sz w:val="28"/>
+          <w:szCs w:val="28"/>
+        </w:rPr>
+        <w:t>煙雨任平生」最能表現蘇軾面對人生風雨時的豪邁氣概。</w:t>
       </w:r>
     </w:p>
     <w:p>
@@ -1875,247 +1890,31 @@
           <w:ilvl w:val="0"/>
           <w:numId w:val="5"/>
         </w:numPr>
-        <w:spacing w:line="400" w:lineRule="exact"/>
-        <w:ind w:leftChars="0"/>
-        <w:rPr>
-          <w:rFonts w:ascii="標楷體" w:eastAsia="標楷體" w:hAnsi="標楷體"/>
-          <w:sz w:val="28"/>
-          <w:szCs w:val="28"/>
-        </w:rPr>
-      </w:pPr>
-      <w:r>
-        <w:rPr>
-          <w:rFonts w:ascii="標楷體" w:eastAsia="標楷體" w:hAnsi="標楷體" w:hint="eastAsia"/>
-          <w:sz w:val="28"/>
-          <w:szCs w:val="28"/>
-        </w:rPr>
-        <w:t>鮮活：靈動活潑</w:t>
-      </w:r>
-    </w:p>
-    <w:p>
-      <w:pPr>
-        <w:pStyle w:val="a6"/>
-        <w:numPr>
-          <w:ilvl w:val="0"/>
-          <w:numId w:val="5"/>
-        </w:numPr>
-        <w:spacing w:line="380" w:lineRule="exact"/>
-        <w:ind w:leftChars="0"/>
-        <w:rPr>
-          <w:rFonts w:ascii="標楷體" w:eastAsia="標楷體" w:hAnsi="標楷體"/>
-          <w:sz w:val="28"/>
-          <w:szCs w:val="28"/>
-        </w:rPr>
-      </w:pPr>
-      <w:r>
-        <w:rPr>
-          <w:rFonts w:ascii="標楷體" w:eastAsia="標楷體" w:hAnsi="標楷體" w:hint="eastAsia"/>
-          <w:sz w:val="28"/>
-          <w:szCs w:val="28"/>
-        </w:rPr>
-        <w:lastRenderedPageBreak/>
-        <w:t>靈動：靈活。</w:t>
-      </w:r>
-    </w:p>
-    <w:p>
-      <w:pPr>
-        <w:pStyle w:val="a6"/>
-        <w:numPr>
-          <w:ilvl w:val="0"/>
-          <w:numId w:val="5"/>
-        </w:numPr>
-        <w:spacing w:line="380" w:lineRule="exact"/>
-        <w:ind w:leftChars="0"/>
-        <w:rPr>
-          <w:rFonts w:ascii="標楷體" w:eastAsia="標楷體" w:hAnsi="標楷體"/>
-          <w:sz w:val="28"/>
-          <w:szCs w:val="28"/>
-        </w:rPr>
-      </w:pPr>
-      <w:r>
-        <w:rPr>
-          <w:rFonts w:ascii="標楷體" w:eastAsia="標楷體" w:hAnsi="標楷體" w:hint="eastAsia"/>
-          <w:sz w:val="28"/>
-          <w:szCs w:val="28"/>
-        </w:rPr>
-        <w:t>長嘯：長聲吟嘯。</w:t>
-      </w:r>
-    </w:p>
-    <w:p>
-      <w:pPr>
-        <w:pStyle w:val="a6"/>
-        <w:numPr>
-          <w:ilvl w:val="0"/>
-          <w:numId w:val="5"/>
-        </w:numPr>
-        <w:spacing w:line="380" w:lineRule="exact"/>
-        <w:ind w:leftChars="0"/>
-        <w:rPr>
-          <w:rFonts w:ascii="標楷體" w:eastAsia="標楷體" w:hAnsi="標楷體"/>
-          <w:sz w:val="28"/>
-          <w:szCs w:val="28"/>
-        </w:rPr>
-      </w:pPr>
-      <w:r>
-        <w:rPr>
-          <w:rFonts w:ascii="標楷體" w:eastAsia="標楷體" w:hAnsi="標楷體" w:hint="eastAsia"/>
-          <w:sz w:val="28"/>
-          <w:szCs w:val="28"/>
-        </w:rPr>
-        <w:t>任憑</w:t>
-      </w:r>
-    </w:p>
-    <w:p>
-      <w:pPr>
-        <w:pStyle w:val="a6"/>
-        <w:numPr>
-          <w:ilvl w:val="0"/>
-          <w:numId w:val="12"/>
-        </w:numPr>
-        <w:spacing w:line="380" w:lineRule="exact"/>
-        <w:ind w:leftChars="0"/>
-        <w:rPr>
-          <w:rFonts w:ascii="標楷體" w:eastAsia="標楷體" w:hAnsi="標楷體"/>
-          <w:sz w:val="28"/>
-          <w:szCs w:val="28"/>
-        </w:rPr>
-      </w:pPr>
-      <w:r>
-        <w:rPr>
-          <w:rFonts w:ascii="標楷體" w:eastAsia="標楷體" w:hAnsi="標楷體" w:hint="eastAsia"/>
-          <w:sz w:val="28"/>
-          <w:szCs w:val="28"/>
-        </w:rPr>
-        <w:t>聽憑、任由。【例】我所說的句句都是實言，如有半句虛假，任憑你處置。</w:t>
-      </w:r>
-    </w:p>
-    <w:p>
-      <w:pPr>
-        <w:pStyle w:val="a6"/>
-        <w:numPr>
-          <w:ilvl w:val="0"/>
-          <w:numId w:val="12"/>
-        </w:numPr>
-        <w:spacing w:line="380" w:lineRule="exact"/>
-        <w:ind w:leftChars="0"/>
-        <w:rPr>
-          <w:rFonts w:ascii="標楷體" w:eastAsia="標楷體" w:hAnsi="標楷體"/>
-          <w:sz w:val="28"/>
-          <w:szCs w:val="28"/>
-        </w:rPr>
-      </w:pPr>
-      <w:r>
-        <w:rPr>
-          <w:rFonts w:ascii="標楷體" w:eastAsia="標楷體" w:hAnsi="標楷體" w:hint="eastAsia"/>
-          <w:sz w:val="28"/>
-          <w:szCs w:val="28"/>
-        </w:rPr>
-        <w:t>無論、儘管。【例】我的心意已決，任憑你如何遊說，都不能改變我的決心。</w:t>
-      </w:r>
-    </w:p>
-    <w:p>
-      <w:pPr>
-        <w:pStyle w:val="a6"/>
-        <w:numPr>
-          <w:ilvl w:val="0"/>
-          <w:numId w:val="5"/>
-        </w:numPr>
-        <w:spacing w:line="380" w:lineRule="exact"/>
-        <w:ind w:leftChars="0"/>
-        <w:rPr>
-          <w:rFonts w:ascii="標楷體" w:eastAsia="標楷體" w:hAnsi="標楷體"/>
-          <w:sz w:val="28"/>
-          <w:szCs w:val="28"/>
-        </w:rPr>
-      </w:pPr>
-      <w:r>
-        <w:rPr>
-          <w:rFonts w:ascii="標楷體" w:eastAsia="標楷體" w:hAnsi="標楷體" w:hint="eastAsia"/>
-          <w:sz w:val="28"/>
-          <w:szCs w:val="28"/>
-        </w:rPr>
-        <w:t>應時：適於季節或時代需要；即時、立刻</w:t>
-      </w:r>
-      <w:r>
-        <w:rPr>
-          <w:rFonts w:ascii="標楷體" w:eastAsia="標楷體" w:hAnsi="標楷體" w:hint="eastAsia"/>
-          <w:sz w:val="28"/>
-          <w:szCs w:val="28"/>
-        </w:rPr>
-        <w:t>；謀生(應時之技)。</w:t>
-      </w:r>
-    </w:p>
-    <w:p>
-      <w:pPr>
-        <w:pStyle w:val="a6"/>
-        <w:numPr>
-          <w:ilvl w:val="0"/>
-          <w:numId w:val="5"/>
-        </w:numPr>
-        <w:spacing w:line="380" w:lineRule="exact"/>
-        <w:ind w:leftChars="0"/>
-        <w:rPr>
-          <w:rFonts w:ascii="標楷體" w:eastAsia="標楷體" w:hAnsi="標楷體"/>
-          <w:sz w:val="28"/>
-          <w:szCs w:val="28"/>
-        </w:rPr>
-      </w:pPr>
-      <w:r>
-        <w:rPr>
-          <w:rFonts w:ascii="標楷體" w:eastAsia="標楷體" w:hAnsi="標楷體" w:hint="eastAsia"/>
-          <w:sz w:val="28"/>
-          <w:szCs w:val="28"/>
-        </w:rPr>
-        <w:t>豁達：心胸曠達，度量寬宏。</w:t>
-      </w:r>
-    </w:p>
-    <w:p>
-      <w:pPr>
-        <w:pStyle w:val="a6"/>
-        <w:numPr>
-          <w:ilvl w:val="0"/>
-          <w:numId w:val="5"/>
-        </w:numPr>
-        <w:spacing w:line="380" w:lineRule="exact"/>
-        <w:ind w:leftChars="0"/>
-        <w:rPr>
-          <w:rFonts w:ascii="標楷體" w:eastAsia="標楷體" w:hAnsi="標楷體"/>
-          <w:sz w:val="28"/>
-          <w:szCs w:val="28"/>
-        </w:rPr>
-      </w:pPr>
-      <w:r>
-        <w:rPr>
-          <w:rFonts w:ascii="標楷體" w:eastAsia="標楷體" w:hAnsi="標楷體" w:hint="eastAsia"/>
-          <w:sz w:val="28"/>
-          <w:szCs w:val="28"/>
-        </w:rPr>
-        <w:t>【例】他生性豁達，這點小挫折對他而言根本算不了什麼。</w:t>
-      </w:r>
-    </w:p>
-    <w:p>
-      <w:pPr>
-        <w:pStyle w:val="a6"/>
-        <w:numPr>
-          <w:ilvl w:val="0"/>
-          <w:numId w:val="5"/>
-        </w:numPr>
-        <w:spacing w:line="380" w:lineRule="exact"/>
-        <w:ind w:leftChars="0"/>
-        <w:rPr>
-          <w:rFonts w:ascii="標楷體" w:eastAsia="標楷體" w:hAnsi="標楷體"/>
-          <w:sz w:val="28"/>
-          <w:szCs w:val="28"/>
-        </w:rPr>
-      </w:pPr>
-      <w:r>
-        <w:rPr>
-          <w:rFonts w:ascii="標楷體" w:eastAsia="標楷體" w:hAnsi="標楷體" w:hint="eastAsia"/>
-          <w:sz w:val="28"/>
-          <w:szCs w:val="28"/>
-        </w:rPr>
-        <w:t>貶謫(</w:t>
-      </w:r>
+        <w:spacing w:line="440" w:lineRule="exact"/>
+        <w:ind w:leftChars="0" w:left="284" w:hanging="284"/>
+        <w:rPr>
+          <w:rFonts w:ascii="標楷體" w:eastAsia="標楷體" w:hAnsi="標楷體" w:hint="eastAsia"/>
+          <w:sz w:val="28"/>
+          <w:szCs w:val="28"/>
+        </w:rPr>
+      </w:pPr>
+      <w:r>
+        <w:rPr>
+          <w:rFonts w:ascii="標楷體" w:eastAsia="標楷體" w:hAnsi="標楷體" w:hint="eastAsia"/>
+          <w:sz w:val="28"/>
+          <w:szCs w:val="28"/>
+        </w:rPr>
+        <w:t>困厄</w:t>
+      </w:r>
+      <w:r>
+        <w:rPr>
+          <w:rFonts w:ascii="標楷體" w:eastAsia="標楷體" w:hAnsi="標楷體" w:hint="eastAsia"/>
+          <w:sz w:val="28"/>
+          <w:szCs w:val="28"/>
+        </w:rPr>
+        <w:t>(</w:t>
+      </w:r>
+      <w:proofErr w:type="gramStart"/>
       <w:r>
         <w:rPr>
           <w:rFonts w:ascii="標楷體" w:eastAsia="標楷體" w:hAnsi="標楷體" w:hint="eastAsia"/>
@@ -2123,622 +1922,46 @@
           <w:sz w:val="16"/>
           <w:szCs w:val="16"/>
         </w:rPr>
-        <w:t>ㄅㄧㄢˇ ㄓㄜˊ</w:t>
-      </w:r>
-      <w:r>
-        <w:rPr>
-          <w:rFonts w:ascii="標楷體" w:eastAsia="標楷體" w:hAnsi="標楷體" w:hint="eastAsia"/>
-          <w:sz w:val="28"/>
-          <w:szCs w:val="28"/>
-        </w:rPr>
-        <w:t>)：古代降低官等職位，並調派到遠離京城的地方就任。</w:t>
-      </w:r>
-    </w:p>
-    <w:p>
-      <w:pPr>
-        <w:pStyle w:val="a6"/>
-        <w:spacing w:line="380" w:lineRule="exact"/>
-        <w:ind w:leftChars="0"/>
-        <w:rPr>
-          <w:rFonts w:ascii="標楷體" w:eastAsia="標楷體" w:hAnsi="標楷體"/>
-          <w:sz w:val="28"/>
-          <w:szCs w:val="28"/>
-        </w:rPr>
-      </w:pPr>
-      <w:r>
-        <w:rPr>
-          <w:rFonts w:ascii="標楷體" w:eastAsia="標楷體" w:hAnsi="標楷體" w:hint="eastAsia"/>
-          <w:sz w:val="28"/>
-          <w:szCs w:val="28"/>
-        </w:rPr>
-        <w:t>【例】唐代柳宗元因受牽連，遭貶謫到永州去任官。</w:t>
-      </w:r>
-    </w:p>
-    <w:p>
-      <w:pPr>
-        <w:pStyle w:val="a6"/>
-        <w:numPr>
-          <w:ilvl w:val="0"/>
-          <w:numId w:val="5"/>
-        </w:numPr>
-        <w:spacing w:line="380" w:lineRule="exact"/>
-        <w:ind w:leftChars="0"/>
-        <w:rPr>
-          <w:rFonts w:ascii="標楷體" w:eastAsia="標楷體" w:hAnsi="標楷體"/>
-          <w:sz w:val="28"/>
-          <w:szCs w:val="28"/>
-        </w:rPr>
-      </w:pPr>
-      <w:r>
-        <w:rPr>
-          <w:rFonts w:ascii="標楷體" w:eastAsia="標楷體" w:hAnsi="標楷體" w:hint="eastAsia"/>
-          <w:sz w:val="28"/>
-          <w:szCs w:val="28"/>
-        </w:rPr>
-        <w:t>渲染</w:t>
-      </w:r>
-    </w:p>
-    <w:p>
-      <w:pPr>
-        <w:pStyle w:val="a6"/>
-        <w:numPr>
-          <w:ilvl w:val="0"/>
-          <w:numId w:val="11"/>
-        </w:numPr>
-        <w:spacing w:line="380" w:lineRule="exact"/>
-        <w:ind w:leftChars="0"/>
-        <w:rPr>
-          <w:rFonts w:ascii="標楷體" w:eastAsia="標楷體" w:hAnsi="標楷體"/>
-          <w:sz w:val="28"/>
-          <w:szCs w:val="28"/>
-        </w:rPr>
-      </w:pPr>
-      <w:r>
-        <w:rPr>
-          <w:rFonts w:ascii="標楷體" w:eastAsia="標楷體" w:hAnsi="標楷體" w:hint="eastAsia"/>
-          <w:sz w:val="28"/>
-          <w:szCs w:val="28"/>
-        </w:rPr>
-        <w:t>國畫的一種用色技巧。以水墨或顏料，襯托物像，而形成陰陽向背的效果。</w:t>
-      </w:r>
-    </w:p>
-    <w:p>
-      <w:pPr>
-        <w:pStyle w:val="a6"/>
-        <w:spacing w:line="380" w:lineRule="exact"/>
-        <w:ind w:leftChars="0" w:left="960"/>
-        <w:rPr>
-          <w:rFonts w:ascii="標楷體" w:eastAsia="標楷體" w:hAnsi="標楷體"/>
-          <w:sz w:val="28"/>
-          <w:szCs w:val="28"/>
-        </w:rPr>
-      </w:pPr>
-      <w:r>
-        <w:rPr>
-          <w:rFonts w:ascii="標楷體" w:eastAsia="標楷體" w:hAnsi="標楷體" w:hint="eastAsia"/>
-          <w:sz w:val="28"/>
-          <w:szCs w:val="28"/>
-        </w:rPr>
-        <w:t>【例】水墨畫常以渲染的手法，點出主題與背景的明暗分別。</w:t>
-      </w:r>
-    </w:p>
-    <w:p>
-      <w:pPr>
-        <w:pStyle w:val="a6"/>
-        <w:numPr>
-          <w:ilvl w:val="0"/>
-          <w:numId w:val="11"/>
-        </w:numPr>
-        <w:spacing w:line="380" w:lineRule="exact"/>
-        <w:ind w:leftChars="0"/>
-        <w:rPr>
-          <w:rFonts w:ascii="標楷體" w:eastAsia="標楷體" w:hAnsi="標楷體"/>
-          <w:sz w:val="28"/>
-          <w:szCs w:val="28"/>
-        </w:rPr>
-      </w:pPr>
-      <w:r>
-        <w:rPr>
-          <w:rFonts w:ascii="標楷體" w:eastAsia="標楷體" w:hAnsi="標楷體" w:hint="eastAsia"/>
-          <w:sz w:val="28"/>
-          <w:szCs w:val="28"/>
-        </w:rPr>
-        <w:t>比喻言詞、文字過度吹噓誇大。</w:t>
-      </w:r>
-    </w:p>
-    <w:p>
-      <w:pPr>
-        <w:pStyle w:val="a6"/>
-        <w:spacing w:line="380" w:lineRule="exact"/>
-        <w:ind w:leftChars="0" w:left="960"/>
-        <w:rPr>
-          <w:rFonts w:ascii="標楷體" w:eastAsia="標楷體" w:hAnsi="標楷體"/>
-          <w:sz w:val="28"/>
-          <w:szCs w:val="28"/>
-        </w:rPr>
-      </w:pPr>
-      <w:r>
-        <w:rPr>
-          <w:rFonts w:ascii="標楷體" w:eastAsia="標楷體" w:hAnsi="標楷體" w:hint="eastAsia"/>
-          <w:sz w:val="28"/>
-          <w:szCs w:val="28"/>
-        </w:rPr>
-        <w:t>【例】媒體對事件的過度渲染，常會誤導民眾對真象的認知與了解。</w:t>
-      </w:r>
-    </w:p>
-    <w:p>
-      <w:pPr>
-        <w:pStyle w:val="a6"/>
-        <w:numPr>
-          <w:ilvl w:val="0"/>
-          <w:numId w:val="5"/>
-        </w:numPr>
-        <w:spacing w:line="380" w:lineRule="exact"/>
-        <w:ind w:leftChars="0"/>
-        <w:rPr>
-          <w:rFonts w:ascii="標楷體" w:eastAsia="標楷體" w:hAnsi="標楷體"/>
-          <w:sz w:val="28"/>
-          <w:szCs w:val="28"/>
-        </w:rPr>
-      </w:pPr>
-      <w:r>
-        <w:rPr>
-          <w:rFonts w:ascii="標楷體" w:eastAsia="標楷體" w:hAnsi="標楷體" w:hint="eastAsia"/>
-          <w:sz w:val="28"/>
-          <w:szCs w:val="28"/>
-        </w:rPr>
-        <w:t>縈(</w:t>
-      </w:r>
-      <w:r>
-        <w:rPr>
-          <w:rFonts w:ascii="標楷體" w:eastAsia="標楷體" w:hAnsi="標楷體" w:hint="eastAsia"/>
-          <w:color w:val="FF0000"/>
-          <w:sz w:val="16"/>
-          <w:szCs w:val="16"/>
-        </w:rPr>
-        <w:t>一ㄥˊ</w:t>
-      </w:r>
-      <w:r>
-        <w:rPr>
-          <w:rFonts w:ascii="標楷體" w:eastAsia="標楷體" w:hAnsi="標楷體" w:hint="eastAsia"/>
-          <w:sz w:val="28"/>
-          <w:szCs w:val="28"/>
-        </w:rPr>
-        <w:t>)懷：牽掛於心。如：「雖然分別多年，但彼此深厚的交情，仍舊令她縈懷難釋。」</w:t>
-      </w:r>
-    </w:p>
-    <w:p>
-      <w:pPr>
-        <w:pStyle w:val="a6"/>
-        <w:numPr>
-          <w:ilvl w:val="0"/>
-          <w:numId w:val="5"/>
-        </w:numPr>
-        <w:spacing w:line="380" w:lineRule="exact"/>
-        <w:ind w:leftChars="0"/>
-        <w:rPr>
-          <w:rFonts w:ascii="標楷體" w:eastAsia="標楷體" w:hAnsi="標楷體"/>
-          <w:sz w:val="28"/>
-          <w:szCs w:val="28"/>
-        </w:rPr>
-      </w:pPr>
-      <w:r>
-        <w:rPr>
-          <w:rFonts w:ascii="標楷體" w:eastAsia="標楷體" w:hAnsi="標楷體" w:hint="eastAsia"/>
-          <w:sz w:val="28"/>
-          <w:szCs w:val="28"/>
-        </w:rPr>
-        <w:t>舒徐：從容不迫的樣子。</w:t>
-      </w:r>
-    </w:p>
-    <w:p>
-      <w:pPr>
-        <w:pStyle w:val="a6"/>
-        <w:numPr>
-          <w:ilvl w:val="0"/>
-          <w:numId w:val="5"/>
-        </w:numPr>
-        <w:spacing w:line="380" w:lineRule="exact"/>
-        <w:ind w:leftChars="0"/>
-        <w:rPr>
-          <w:rFonts w:ascii="標楷體" w:eastAsia="標楷體" w:hAnsi="標楷體"/>
-          <w:sz w:val="28"/>
-          <w:szCs w:val="28"/>
-        </w:rPr>
-      </w:pPr>
-      <w:r>
-        <w:rPr>
-          <w:rFonts w:ascii="標楷體" w:eastAsia="標楷體" w:hAnsi="標楷體" w:hint="eastAsia"/>
-          <w:sz w:val="28"/>
-          <w:szCs w:val="28"/>
-        </w:rPr>
-        <w:t>樞紐：比喻重要的關鍵中心。</w:t>
-      </w:r>
-    </w:p>
-    <w:p>
-      <w:pPr>
-        <w:pStyle w:val="a6"/>
-        <w:spacing w:line="380" w:lineRule="exact"/>
-        <w:ind w:leftChars="0"/>
-        <w:rPr>
-          <w:rFonts w:ascii="標楷體" w:eastAsia="標楷體" w:hAnsi="標楷體"/>
-          <w:sz w:val="28"/>
-          <w:szCs w:val="28"/>
-        </w:rPr>
-      </w:pPr>
-      <w:r>
-        <w:rPr>
-          <w:rFonts w:ascii="標楷體" w:eastAsia="標楷體" w:hAnsi="標楷體" w:hint="eastAsia"/>
-          <w:sz w:val="28"/>
-          <w:szCs w:val="28"/>
-        </w:rPr>
-        <w:t>【例】重慶是長江、嘉陵江往三峽的水運樞紐。</w:t>
-      </w:r>
-    </w:p>
-    <w:p>
-      <w:pPr>
-        <w:pStyle w:val="a6"/>
-        <w:numPr>
-          <w:ilvl w:val="0"/>
-          <w:numId w:val="5"/>
-        </w:numPr>
-        <w:spacing w:line="380" w:lineRule="exact"/>
-        <w:ind w:leftChars="0"/>
-        <w:rPr>
-          <w:rFonts w:ascii="標楷體" w:eastAsia="標楷體" w:hAnsi="標楷體"/>
-          <w:sz w:val="28"/>
-          <w:szCs w:val="28"/>
-        </w:rPr>
-      </w:pPr>
-      <w:r>
-        <w:rPr>
-          <w:rFonts w:ascii="標楷體" w:eastAsia="標楷體" w:hAnsi="標楷體" w:hint="eastAsia"/>
-          <w:sz w:val="28"/>
-          <w:szCs w:val="28"/>
-        </w:rPr>
-        <w:t>搏擊：奮力攻擊、爭鬥。</w:t>
-      </w:r>
-    </w:p>
-    <w:p>
-      <w:pPr>
-        <w:pStyle w:val="a6"/>
-        <w:spacing w:line="380" w:lineRule="exact"/>
-        <w:ind w:leftChars="0"/>
-        <w:rPr>
-          <w:rFonts w:ascii="標楷體" w:eastAsia="標楷體" w:hAnsi="標楷體"/>
-          <w:sz w:val="28"/>
-          <w:szCs w:val="28"/>
-        </w:rPr>
-      </w:pPr>
-      <w:r>
-        <w:rPr>
-          <w:rFonts w:ascii="標楷體" w:eastAsia="標楷體" w:hAnsi="標楷體" w:hint="eastAsia"/>
-          <w:sz w:val="28"/>
-          <w:szCs w:val="28"/>
-        </w:rPr>
-        <w:t>【例】泛舟活動就是要從搏擊風浪中養成堅毅的精神。</w:t>
-      </w:r>
-    </w:p>
-    <w:p>
-      <w:pPr>
-        <w:pStyle w:val="a6"/>
-        <w:numPr>
-          <w:ilvl w:val="0"/>
-          <w:numId w:val="5"/>
-        </w:numPr>
-        <w:spacing w:line="380" w:lineRule="exact"/>
-        <w:ind w:leftChars="0"/>
-        <w:rPr>
-          <w:rFonts w:ascii="標楷體" w:eastAsia="標楷體" w:hAnsi="標楷體"/>
-          <w:sz w:val="28"/>
-          <w:szCs w:val="28"/>
-        </w:rPr>
-      </w:pPr>
-      <w:r>
-        <w:rPr>
-          <w:rFonts w:ascii="標楷體" w:eastAsia="標楷體" w:hAnsi="標楷體" w:hint="eastAsia"/>
-          <w:sz w:val="28"/>
-          <w:szCs w:val="28"/>
-        </w:rPr>
-        <w:t>笑傲：傲然優游自得。</w:t>
-      </w:r>
-    </w:p>
-    <w:p>
-      <w:pPr>
-        <w:pStyle w:val="a6"/>
-        <w:spacing w:line="380" w:lineRule="exact"/>
-        <w:ind w:leftChars="0"/>
-        <w:rPr>
-          <w:rFonts w:ascii="標楷體" w:eastAsia="標楷體" w:hAnsi="標楷體"/>
-          <w:sz w:val="28"/>
-          <w:szCs w:val="28"/>
-        </w:rPr>
-      </w:pPr>
-      <w:r>
-        <w:rPr>
-          <w:rFonts w:ascii="標楷體" w:eastAsia="標楷體" w:hAnsi="標楷體" w:hint="eastAsia"/>
-          <w:sz w:val="28"/>
-          <w:szCs w:val="28"/>
-        </w:rPr>
-        <w:t>傲然：堅毅不屈的樣子。【例】梅花傲然挺立在寒風中，獨自綻放。</w:t>
-      </w:r>
-    </w:p>
-    <w:p>
-      <w:pPr>
-        <w:pStyle w:val="a6"/>
-        <w:spacing w:line="380" w:lineRule="exact"/>
-        <w:rPr>
-          <w:rFonts w:ascii="標楷體" w:eastAsia="標楷體" w:hAnsi="標楷體"/>
-          <w:sz w:val="28"/>
-          <w:szCs w:val="28"/>
-        </w:rPr>
-      </w:pPr>
-      <w:r>
-        <w:rPr>
-          <w:rFonts w:ascii="標楷體" w:eastAsia="標楷體" w:hAnsi="標楷體" w:hint="eastAsia"/>
-          <w:sz w:val="28"/>
-          <w:szCs w:val="28"/>
-        </w:rPr>
-        <w:t>優游：閒暇自得的樣子。</w:t>
-      </w:r>
-    </w:p>
-    <w:p>
-      <w:pPr>
-        <w:pStyle w:val="a6"/>
-        <w:spacing w:line="380" w:lineRule="exact"/>
-        <w:ind w:leftChars="0"/>
-        <w:rPr>
-          <w:rFonts w:ascii="標楷體" w:eastAsia="標楷體" w:hAnsi="標楷體"/>
-          <w:sz w:val="28"/>
-          <w:szCs w:val="28"/>
-        </w:rPr>
-      </w:pPr>
-      <w:r>
-        <w:rPr>
-          <w:rFonts w:ascii="標楷體" w:eastAsia="標楷體" w:hAnsi="標楷體" w:hint="eastAsia"/>
-          <w:sz w:val="28"/>
-          <w:szCs w:val="28"/>
-        </w:rPr>
-        <w:t>【例】他生性酷愛文學，常常優游於文章府庫之中，而陶然自樂。</w:t>
-      </w:r>
-    </w:p>
-    <w:p>
-      <w:pPr>
-        <w:pStyle w:val="a6"/>
-        <w:numPr>
-          <w:ilvl w:val="0"/>
-          <w:numId w:val="5"/>
-        </w:numPr>
-        <w:spacing w:line="380" w:lineRule="exact"/>
-        <w:ind w:leftChars="0"/>
-        <w:rPr>
-          <w:rFonts w:ascii="標楷體" w:eastAsia="標楷體" w:hAnsi="標楷體"/>
-          <w:sz w:val="28"/>
-          <w:szCs w:val="28"/>
-        </w:rPr>
-      </w:pPr>
-      <w:r>
-        <w:rPr>
-          <w:rFonts w:ascii="標楷體" w:eastAsia="標楷體" w:hAnsi="標楷體" w:hint="eastAsia"/>
-          <w:sz w:val="28"/>
-          <w:szCs w:val="28"/>
-        </w:rPr>
-        <w:t>豪邁：氣度寬廣，性情豪放。</w:t>
-      </w:r>
-    </w:p>
-    <w:p>
-      <w:pPr>
-        <w:pStyle w:val="a6"/>
-        <w:spacing w:line="380" w:lineRule="exact"/>
-        <w:ind w:leftChars="0"/>
-        <w:rPr>
-          <w:rFonts w:ascii="標楷體" w:eastAsia="標楷體" w:hAnsi="標楷體"/>
-          <w:sz w:val="28"/>
-          <w:szCs w:val="28"/>
-        </w:rPr>
-      </w:pPr>
-      <w:r>
-        <w:rPr>
-          <w:rFonts w:ascii="標楷體" w:eastAsia="標楷體" w:hAnsi="標楷體" w:hint="eastAsia"/>
-          <w:sz w:val="28"/>
-          <w:szCs w:val="28"/>
-        </w:rPr>
-        <w:t>【例】他為文豪邁不羈的風格，深受讀者的讚賞。</w:t>
-      </w:r>
-    </w:p>
-    <w:p>
-      <w:pPr>
-        <w:pStyle w:val="a6"/>
-        <w:numPr>
-          <w:ilvl w:val="0"/>
-          <w:numId w:val="5"/>
-        </w:numPr>
-        <w:spacing w:line="380" w:lineRule="exact"/>
-        <w:ind w:leftChars="0"/>
-        <w:rPr>
-          <w:rFonts w:ascii="標楷體" w:eastAsia="標楷體" w:hAnsi="標楷體"/>
-          <w:sz w:val="28"/>
-          <w:szCs w:val="28"/>
-        </w:rPr>
-      </w:pPr>
-      <w:r>
-        <w:rPr>
-          <w:rFonts w:ascii="標楷體" w:eastAsia="標楷體" w:hAnsi="標楷體" w:hint="eastAsia"/>
-          <w:sz w:val="28"/>
-          <w:szCs w:val="28"/>
-        </w:rPr>
-        <w:t>我行我素：原指依所居的地位做分內的事。後用以形容人不受外界影響，完全依照自己的心意行事。</w:t>
-      </w:r>
-    </w:p>
-    <w:p>
-      <w:pPr>
-        <w:pStyle w:val="a6"/>
-        <w:numPr>
-          <w:ilvl w:val="0"/>
-          <w:numId w:val="5"/>
-        </w:numPr>
-        <w:spacing w:line="380" w:lineRule="exact"/>
-        <w:ind w:leftChars="0"/>
-        <w:rPr>
-          <w:rFonts w:ascii="標楷體" w:eastAsia="標楷體" w:hAnsi="標楷體"/>
-          <w:sz w:val="28"/>
-          <w:szCs w:val="28"/>
-        </w:rPr>
-      </w:pPr>
-      <w:r>
-        <w:rPr>
-          <w:rFonts w:ascii="標楷體" w:eastAsia="標楷體" w:hAnsi="標楷體" w:hint="eastAsia"/>
-          <w:sz w:val="28"/>
-          <w:szCs w:val="28"/>
-        </w:rPr>
-        <w:t>曠達：心胸豁達。</w:t>
-      </w:r>
-    </w:p>
-    <w:p>
-      <w:pPr>
-        <w:pStyle w:val="a6"/>
-        <w:numPr>
-          <w:ilvl w:val="0"/>
-          <w:numId w:val="5"/>
-        </w:numPr>
-        <w:spacing w:line="380" w:lineRule="exact"/>
-        <w:ind w:leftChars="0"/>
-        <w:rPr>
-          <w:rFonts w:ascii="標楷體" w:eastAsia="標楷體" w:hAnsi="標楷體"/>
-          <w:sz w:val="28"/>
-          <w:szCs w:val="28"/>
-        </w:rPr>
-      </w:pPr>
-      <w:r>
-        <w:rPr>
-          <w:rFonts w:ascii="標楷體" w:eastAsia="標楷體" w:hAnsi="標楷體" w:hint="eastAsia"/>
-          <w:sz w:val="28"/>
-          <w:szCs w:val="28"/>
-        </w:rPr>
-        <w:t>超逸：超然逸俗；高超；不同凡俗。逸俗：超脫世俗。</w:t>
-      </w:r>
-    </w:p>
-    <w:p>
-      <w:pPr>
-        <w:pStyle w:val="a6"/>
-        <w:numPr>
-          <w:ilvl w:val="0"/>
-          <w:numId w:val="5"/>
-        </w:numPr>
-        <w:spacing w:line="380" w:lineRule="exact"/>
-        <w:ind w:leftChars="0"/>
-        <w:rPr>
-          <w:rFonts w:ascii="標楷體" w:eastAsia="標楷體" w:hAnsi="標楷體"/>
-          <w:sz w:val="28"/>
-          <w:szCs w:val="28"/>
-        </w:rPr>
-      </w:pPr>
-      <w:r>
-        <w:rPr>
-          <w:rFonts w:ascii="標楷體" w:eastAsia="標楷體" w:hAnsi="標楷體" w:hint="eastAsia"/>
-          <w:sz w:val="28"/>
-          <w:szCs w:val="28"/>
-        </w:rPr>
-        <w:t>清曠：清爽；開朗。 如：耳目清曠。</w:t>
-      </w:r>
-    </w:p>
-    <w:p>
-      <w:pPr>
-        <w:pStyle w:val="a6"/>
-        <w:numPr>
-          <w:ilvl w:val="0"/>
-          <w:numId w:val="5"/>
-        </w:numPr>
-        <w:spacing w:line="380" w:lineRule="exact"/>
-        <w:ind w:leftChars="0"/>
-        <w:rPr>
-          <w:rFonts w:ascii="標楷體" w:eastAsia="標楷體" w:hAnsi="標楷體"/>
-          <w:sz w:val="28"/>
-          <w:szCs w:val="28"/>
-        </w:rPr>
-      </w:pPr>
-      <w:r>
-        <w:rPr>
-          <w:rFonts w:ascii="標楷體" w:eastAsia="標楷體" w:hAnsi="標楷體" w:hint="eastAsia"/>
-          <w:sz w:val="28"/>
-          <w:szCs w:val="28"/>
-        </w:rPr>
-        <w:t>寄寓：於文藝作品中寄情托興。托興：借物寄託情趣。</w:t>
-      </w:r>
-    </w:p>
-    <w:p>
-      <w:pPr>
-        <w:pStyle w:val="a6"/>
-        <w:numPr>
-          <w:ilvl w:val="0"/>
-          <w:numId w:val="5"/>
-        </w:numPr>
-        <w:spacing w:line="380" w:lineRule="exact"/>
-        <w:ind w:leftChars="0"/>
-        <w:rPr>
-          <w:rFonts w:ascii="標楷體" w:eastAsia="標楷體" w:hAnsi="標楷體"/>
-          <w:sz w:val="28"/>
-          <w:szCs w:val="28"/>
-        </w:rPr>
-      </w:pPr>
-      <w:r>
-        <w:rPr>
-          <w:rFonts w:ascii="標楷體" w:eastAsia="標楷體" w:hAnsi="標楷體" w:hint="eastAsia"/>
-          <w:sz w:val="28"/>
-          <w:szCs w:val="28"/>
-        </w:rPr>
-        <w:t>過片：就是一張照片接一張照片的方式，最簡單的就是「單張單張」的拍，或是「連拍」。</w:t>
-      </w:r>
-    </w:p>
-    <w:p>
-      <w:pPr>
-        <w:pStyle w:val="a6"/>
-        <w:numPr>
-          <w:ilvl w:val="0"/>
-          <w:numId w:val="5"/>
-        </w:numPr>
-        <w:spacing w:line="380" w:lineRule="exact"/>
-        <w:ind w:leftChars="0"/>
-        <w:rPr>
-          <w:rFonts w:ascii="標楷體" w:eastAsia="標楷體" w:hAnsi="標楷體"/>
-          <w:sz w:val="28"/>
-          <w:szCs w:val="28"/>
-        </w:rPr>
-      </w:pPr>
-      <w:r>
-        <w:rPr>
-          <w:rFonts w:ascii="標楷體" w:eastAsia="標楷體" w:hAnsi="標楷體" w:hint="eastAsia"/>
-          <w:sz w:val="28"/>
-          <w:szCs w:val="28"/>
-        </w:rPr>
-        <w:t>鋪墊：指事物發展過程中的前期準備工作；行將來臨的事物的襯托。</w:t>
-      </w:r>
-    </w:p>
-    <w:p>
-      <w:pPr>
-        <w:pStyle w:val="a6"/>
-        <w:numPr>
-          <w:ilvl w:val="0"/>
-          <w:numId w:val="5"/>
-        </w:numPr>
-        <w:spacing w:line="380" w:lineRule="exact"/>
-        <w:ind w:leftChars="0"/>
-        <w:rPr>
-          <w:rFonts w:ascii="標楷體" w:eastAsia="標楷體" w:hAnsi="標楷體"/>
-          <w:sz w:val="28"/>
-          <w:szCs w:val="28"/>
-        </w:rPr>
-      </w:pPr>
-      <w:r>
-        <w:rPr>
-          <w:rFonts w:ascii="標楷體" w:eastAsia="標楷體" w:hAnsi="標楷體" w:hint="eastAsia"/>
-          <w:sz w:val="28"/>
-          <w:szCs w:val="28"/>
-        </w:rPr>
-        <w:t>點睛：比喻行文時在關鍵處加上一兩個點明要旨的字句，使文章更加精采、生動。【例】畫龍點睛</w:t>
+        <w:t>ㄜˋ</w:t>
+      </w:r>
+      <w:proofErr w:type="gramEnd"/>
+      <w:r>
+        <w:rPr>
+          <w:rFonts w:ascii="標楷體" w:eastAsia="標楷體" w:hAnsi="標楷體" w:hint="eastAsia"/>
+          <w:sz w:val="28"/>
+          <w:szCs w:val="28"/>
+        </w:rPr>
+        <w:t>)：</w:t>
+      </w:r>
+      <w:r>
+        <w:rPr>
+          <w:rFonts w:ascii="標楷體" w:eastAsia="標楷體" w:hAnsi="標楷體" w:hint="eastAsia"/>
+          <w:sz w:val="28"/>
+          <w:szCs w:val="28"/>
+        </w:rPr>
+        <w:t>困苦艱難的處境。指人在生活、事業或人生道路上遭遇的困難與挫折。本文可引申為蘇軾遭遇政治失意、</w:t>
+      </w:r>
+      <w:proofErr w:type="gramStart"/>
+      <w:r>
+        <w:rPr>
+          <w:rFonts w:ascii="標楷體" w:eastAsia="標楷體" w:hAnsi="標楷體" w:hint="eastAsia"/>
+          <w:sz w:val="28"/>
+          <w:szCs w:val="28"/>
+        </w:rPr>
+        <w:t>被貶等人生</w:t>
+      </w:r>
+      <w:proofErr w:type="gramEnd"/>
+      <w:r>
+        <w:rPr>
+          <w:rFonts w:ascii="標楷體" w:eastAsia="標楷體" w:hAnsi="標楷體" w:hint="eastAsia"/>
+          <w:sz w:val="28"/>
+          <w:szCs w:val="28"/>
+        </w:rPr>
+        <w:t>困境。</w:t>
       </w:r>
     </w:p>
     <w:sectPr>
+      <w:footerReference w:type="default" r:id="rId8"/>
       <w:pgSz w:w="11906" w:h="16838"/>
       <w:pgMar w:top="567" w:right="851" w:bottom="567" w:left="851" w:header="567" w:footer="0" w:gutter="0"/>
       <w:cols w:space="425"/>
